--- a/lessons/7-6/downloads/reveal/teacher/7.6-homework-packet.docx
+++ b/lessons/7-6/downloads/reveal/teacher/7.6-homework-packet.docx
@@ -15,10 +15,28 @@
         <w:rPr>
           <w:rFonts w:ascii="Avenir Next" w:hAnsi="Avenir Next" w:cs="Avenir Next" w:eastAsia="Avenir Next"/>
           <w:color w:val="1A1A1A"/>
+          <w:sz w:val="22"/>
+          <w:szCs w:val="20"/>
+        </w:rPr>
+        <w:t xml:space="preserve">Name</w:t>
+      </w:r>
+      <w:r>
+        <w:rPr>
+          <w:rFonts w:ascii="Avenir Next" w:hAnsi="Avenir Next" w:cs="Avenir Next" w:eastAsia="Avenir Next"/>
+          <w:color w:val="1A1A1A"/>
           <w:sz w:val="20"/>
           <w:szCs w:val="20"/>
         </w:rPr>
-        <w:t xml:space="preserve">Name</w:t>
+        <w:tab/>
+      </w:r>
+      <w:r>
+        <w:rPr>
+          <w:rFonts w:ascii="Avenir Next" w:hAnsi="Avenir Next" w:cs="Avenir Next" w:eastAsia="Avenir Next"/>
+          <w:color w:val="1A1A1A"/>
+          <w:sz w:val="22"/>
+          <w:szCs w:val="20"/>
+        </w:rPr>
+        <w:t xml:space="preserve">   Date</w:t>
       </w:r>
       <w:r>
         <w:rPr>
@@ -33,25 +51,7 @@
         <w:rPr>
           <w:rFonts w:ascii="Avenir Next" w:hAnsi="Avenir Next" w:cs="Avenir Next" w:eastAsia="Avenir Next"/>
           <w:color w:val="1A1A1A"/>
-          <w:sz w:val="20"/>
-          <w:szCs w:val="20"/>
-        </w:rPr>
-        <w:t xml:space="preserve">   Date</w:t>
-      </w:r>
-      <w:r>
-        <w:rPr>
-          <w:rFonts w:ascii="Avenir Next" w:hAnsi="Avenir Next" w:cs="Avenir Next" w:eastAsia="Avenir Next"/>
-          <w:color w:val="1A1A1A"/>
-          <w:sz w:val="20"/>
-          <w:szCs w:val="20"/>
-        </w:rPr>
-        <w:tab/>
-      </w:r>
-      <w:r>
-        <w:rPr>
-          <w:rFonts w:ascii="Avenir Next" w:hAnsi="Avenir Next" w:cs="Avenir Next" w:eastAsia="Avenir Next"/>
-          <w:color w:val="1A1A1A"/>
-          <w:sz w:val="20"/>
+          <w:sz w:val="22"/>
           <w:szCs w:val="20"/>
         </w:rPr>
         <w:t xml:space="preserve">   Period</w:t>
@@ -78,7 +78,7 @@
           <w:caps/>
           <w:color w:val="003A70"/>
           <w:spacing w:val="12"/>
-          <w:sz w:val="19"/>
+          <w:sz w:val="22"/>
           <w:szCs w:val="19"/>
         </w:rPr>
         <w:t xml:space="preserve">Lesson 7-6  ·  Homework Packet  ·  Sheet 1 of 2</w:t>
@@ -86,6 +86,7 @@
     </w:p>
     <w:p>
       <w:pPr>
+        <w:pStyle w:val="Heading1"/>
         <w:keepNext/>
         <w:spacing w:before="0" w:after="0" w:line="240" w:lineRule="auto"/>
       </w:pPr>
@@ -111,7 +112,7 @@
         <w:rPr>
           <w:rFonts w:ascii="Avenir Next" w:hAnsi="Avenir Next" w:cs="Avenir Next" w:eastAsia="Avenir Next"/>
           <w:color w:val="5A5F66"/>
-          <w:sz w:val="17"/>
+          <w:sz w:val="22"/>
           <w:szCs w:val="17"/>
         </w:rPr>
         <w:t xml:space="preserve">Maryland Standard 6.NS.C.8   ·   Learning target — I can find the distance between two points that share a coordinate.</w:t>
@@ -158,6 +159,7 @@
           </w:tcPr>
           <w:p>
             <w:pPr>
+              <w:pStyle w:val="Heading2"/>
               <w:spacing w:before="0" w:after="0" w:line="240" w:lineRule="auto"/>
             </w:pPr>
             <w:r>
@@ -185,35 +187,35 @@
                 <w:rFonts w:ascii="Avenir Next" w:hAnsi="Avenir Next" w:cs="Avenir Next" w:eastAsia="Avenir Next"/>
                 <w:b/>
                 <w:color w:val="003A70"/>
+                <w:sz w:val="22"/>
+                <w:szCs w:val="18"/>
+              </w:rPr>
+              <w:t xml:space="preserve">•</w:t>
+            </w:r>
+            <w:r>
+              <w:rPr>
+                <w:rFonts w:ascii="Avenir Next" w:hAnsi="Avenir Next" w:cs="Avenir Next" w:eastAsia="Avenir Next"/>
+                <w:color w:val="1A1A1A"/>
                 <w:sz w:val="18"/>
                 <w:szCs w:val="18"/>
               </w:rPr>
-              <w:t xml:space="preserve">•</w:t>
-            </w:r>
-            <w:r>
-              <w:rPr>
-                <w:rFonts w:ascii="Avenir Next" w:hAnsi="Avenir Next" w:cs="Avenir Next" w:eastAsia="Avenir Next"/>
-                <w:color w:val="1A1A1A"/>
-                <w:sz w:val="18"/>
+              <w:tab/>
+            </w:r>
+            <w:r>
+              <w:rPr>
+                <w:rFonts w:ascii="Avenir Next" w:hAnsi="Avenir Next" w:cs="Avenir Next" w:eastAsia="Avenir Next"/>
+                <w:b/>
+                <w:color w:val="1A1A1A"/>
+                <w:sz w:val="22"/>
                 <w:szCs w:val="18"/>
               </w:rPr>
-              <w:tab/>
-            </w:r>
-            <w:r>
-              <w:rPr>
-                <w:rFonts w:ascii="Avenir Next" w:hAnsi="Avenir Next" w:cs="Avenir Next" w:eastAsia="Avenir Next"/>
-                <w:b/>
-                <w:color w:val="1A1A1A"/>
-                <w:sz w:val="18"/>
-                <w:szCs w:val="18"/>
-              </w:rPr>
               <w:t xml:space="preserve">Same x-coordinate</w:t>
             </w:r>
             <w:r>
               <w:rPr>
                 <w:rFonts w:ascii="Avenir Next" w:hAnsi="Avenir Next" w:cs="Avenir Next" w:eastAsia="Avenir Next"/>
                 <w:color w:val="1A1A1A"/>
-                <w:sz w:val="18"/>
+                <w:sz w:val="22"/>
                 <w:szCs w:val="18"/>
               </w:rPr>
               <w:t xml:space="preserve">: the points are on a vertical line. Use the y-coordinates.</w:t>
@@ -232,35 +234,35 @@
                 <w:rFonts w:ascii="Avenir Next" w:hAnsi="Avenir Next" w:cs="Avenir Next" w:eastAsia="Avenir Next"/>
                 <w:b/>
                 <w:color w:val="003A70"/>
+                <w:sz w:val="22"/>
+                <w:szCs w:val="18"/>
+              </w:rPr>
+              <w:t xml:space="preserve">•</w:t>
+            </w:r>
+            <w:r>
+              <w:rPr>
+                <w:rFonts w:ascii="Avenir Next" w:hAnsi="Avenir Next" w:cs="Avenir Next" w:eastAsia="Avenir Next"/>
+                <w:color w:val="1A1A1A"/>
                 <w:sz w:val="18"/>
                 <w:szCs w:val="18"/>
               </w:rPr>
-              <w:t xml:space="preserve">•</w:t>
-            </w:r>
-            <w:r>
-              <w:rPr>
-                <w:rFonts w:ascii="Avenir Next" w:hAnsi="Avenir Next" w:cs="Avenir Next" w:eastAsia="Avenir Next"/>
-                <w:color w:val="1A1A1A"/>
-                <w:sz w:val="18"/>
+              <w:tab/>
+            </w:r>
+            <w:r>
+              <w:rPr>
+                <w:rFonts w:ascii="Avenir Next" w:hAnsi="Avenir Next" w:cs="Avenir Next" w:eastAsia="Avenir Next"/>
+                <w:b/>
+                <w:color w:val="1A1A1A"/>
+                <w:sz w:val="22"/>
                 <w:szCs w:val="18"/>
               </w:rPr>
-              <w:tab/>
-            </w:r>
-            <w:r>
-              <w:rPr>
-                <w:rFonts w:ascii="Avenir Next" w:hAnsi="Avenir Next" w:cs="Avenir Next" w:eastAsia="Avenir Next"/>
-                <w:b/>
-                <w:color w:val="1A1A1A"/>
-                <w:sz w:val="18"/>
-                <w:szCs w:val="18"/>
-              </w:rPr>
               <w:t xml:space="preserve">Same y-coordinate</w:t>
             </w:r>
             <w:r>
               <w:rPr>
                 <w:rFonts w:ascii="Avenir Next" w:hAnsi="Avenir Next" w:cs="Avenir Next" w:eastAsia="Avenir Next"/>
                 <w:color w:val="1A1A1A"/>
-                <w:sz w:val="18"/>
+                <w:sz w:val="22"/>
                 <w:szCs w:val="18"/>
               </w:rPr>
               <w:t xml:space="preserve">: the points are on a horizontal line. Use the x-coordinates.</w:t>
@@ -279,63 +281,63 @@
                 <w:rFonts w:ascii="Avenir Next" w:hAnsi="Avenir Next" w:cs="Avenir Next" w:eastAsia="Avenir Next"/>
                 <w:b/>
                 <w:color w:val="003A70"/>
+                <w:sz w:val="22"/>
+                <w:szCs w:val="18"/>
+              </w:rPr>
+              <w:t xml:space="preserve">•</w:t>
+            </w:r>
+            <w:r>
+              <w:rPr>
+                <w:rFonts w:ascii="Avenir Next" w:hAnsi="Avenir Next" w:cs="Avenir Next" w:eastAsia="Avenir Next"/>
+                <w:color w:val="1A1A1A"/>
                 <w:sz w:val="18"/>
                 <w:szCs w:val="18"/>
               </w:rPr>
-              <w:t xml:space="preserve">•</w:t>
-            </w:r>
-            <w:r>
-              <w:rPr>
-                <w:rFonts w:ascii="Avenir Next" w:hAnsi="Avenir Next" w:cs="Avenir Next" w:eastAsia="Avenir Next"/>
-                <w:color w:val="1A1A1A"/>
-                <w:sz w:val="18"/>
+              <w:tab/>
+            </w:r>
+            <w:r>
+              <w:rPr>
+                <w:rFonts w:ascii="Avenir Next" w:hAnsi="Avenir Next" w:cs="Avenir Next" w:eastAsia="Avenir Next"/>
+                <w:color w:val="1A1A1A"/>
+                <w:sz w:val="22"/>
                 <w:szCs w:val="18"/>
               </w:rPr>
-              <w:tab/>
-            </w:r>
-            <w:r>
-              <w:rPr>
-                <w:rFonts w:ascii="Avenir Next" w:hAnsi="Avenir Next" w:cs="Avenir Next" w:eastAsia="Avenir Next"/>
-                <w:color w:val="1A1A1A"/>
-                <w:sz w:val="18"/>
+              <w:t xml:space="preserve">Opposite signs: </w:t>
+            </w:r>
+            <w:r>
+              <w:rPr>
+                <w:rFonts w:ascii="Avenir Next" w:hAnsi="Avenir Next" w:cs="Avenir Next" w:eastAsia="Avenir Next"/>
+                <w:b/>
+                <w:color w:val="1A1A1A"/>
+                <w:sz w:val="22"/>
                 <w:szCs w:val="18"/>
               </w:rPr>
-              <w:t xml:space="preserve">Opposite signs: </w:t>
-            </w:r>
-            <w:r>
-              <w:rPr>
-                <w:rFonts w:ascii="Avenir Next" w:hAnsi="Avenir Next" w:cs="Avenir Next" w:eastAsia="Avenir Next"/>
-                <w:b/>
-                <w:color w:val="1A1A1A"/>
-                <w:sz w:val="18"/>
+              <w:t xml:space="preserve">add</w:t>
+            </w:r>
+            <w:r>
+              <w:rPr>
+                <w:rFonts w:ascii="Avenir Next" w:hAnsi="Avenir Next" w:cs="Avenir Next" w:eastAsia="Avenir Next"/>
+                <w:color w:val="1A1A1A"/>
+                <w:sz w:val="22"/>
                 <w:szCs w:val="18"/>
               </w:rPr>
-              <w:t xml:space="preserve">add</w:t>
-            </w:r>
-            <w:r>
-              <w:rPr>
-                <w:rFonts w:ascii="Avenir Next" w:hAnsi="Avenir Next" w:cs="Avenir Next" w:eastAsia="Avenir Next"/>
-                <w:color w:val="1A1A1A"/>
-                <w:sz w:val="18"/>
+              <w:t xml:space="preserve"> the absolute values. Same signs: </w:t>
+            </w:r>
+            <w:r>
+              <w:rPr>
+                <w:rFonts w:ascii="Avenir Next" w:hAnsi="Avenir Next" w:cs="Avenir Next" w:eastAsia="Avenir Next"/>
+                <w:b/>
+                <w:color w:val="1A1A1A"/>
+                <w:sz w:val="22"/>
                 <w:szCs w:val="18"/>
               </w:rPr>
-              <w:t xml:space="preserve"> the absolute values. Same signs: </w:t>
-            </w:r>
-            <w:r>
-              <w:rPr>
-                <w:rFonts w:ascii="Avenir Next" w:hAnsi="Avenir Next" w:cs="Avenir Next" w:eastAsia="Avenir Next"/>
-                <w:b/>
-                <w:color w:val="1A1A1A"/>
-                <w:sz w:val="18"/>
-                <w:szCs w:val="18"/>
-              </w:rPr>
               <w:t xml:space="preserve">subtract</w:t>
             </w:r>
             <w:r>
               <w:rPr>
                 <w:rFonts w:ascii="Avenir Next" w:hAnsi="Avenir Next" w:cs="Avenir Next" w:eastAsia="Avenir Next"/>
                 <w:color w:val="1A1A1A"/>
-                <w:sz w:val="18"/>
+                <w:sz w:val="22"/>
                 <w:szCs w:val="18"/>
               </w:rPr>
               <w:t xml:space="preserve"> them.</w:t>
@@ -350,6 +352,7 @@
           </w:tcPr>
           <w:p>
             <w:pPr>
+              <w:pStyle w:val="Heading2"/>
               <w:spacing w:before="0" w:after="0" w:line="240" w:lineRule="auto"/>
             </w:pPr>
             <w:r>
@@ -372,7 +375,7 @@
               <w:rPr>
                 <w:rFonts w:ascii="Avenir Next" w:hAnsi="Avenir Next" w:cs="Avenir Next" w:eastAsia="Avenir Next"/>
                 <w:color w:val="1A1A1A"/>
-                <w:sz w:val="17"/>
+                <w:sz w:val="22"/>
                 <w:szCs w:val="17"/>
               </w:rPr>
               <w:t xml:space="preserve">Find the distance from (3, −4) to (3, 5).</w:t>
@@ -391,25 +394,25 @@
                 <w:rFonts w:ascii="Avenir Next" w:hAnsi="Avenir Next" w:cs="Avenir Next" w:eastAsia="Avenir Next"/>
                 <w:b/>
                 <w:color w:val="003A70"/>
+                <w:sz w:val="22"/>
+                <w:szCs w:val="17"/>
+              </w:rPr>
+              <w:t xml:space="preserve">Step 1</w:t>
+            </w:r>
+            <w:r>
+              <w:rPr>
+                <w:rFonts w:ascii="Avenir Next" w:hAnsi="Avenir Next" w:cs="Avenir Next" w:eastAsia="Avenir Next"/>
+                <w:color w:val="1A1A1A"/>
                 <w:sz w:val="17"/>
                 <w:szCs w:val="17"/>
               </w:rPr>
-              <w:t xml:space="preserve">Step 1</w:t>
-            </w:r>
-            <w:r>
-              <w:rPr>
-                <w:rFonts w:ascii="Avenir Next" w:hAnsi="Avenir Next" w:cs="Avenir Next" w:eastAsia="Avenir Next"/>
-                <w:color w:val="1A1A1A"/>
-                <w:sz w:val="17"/>
-                <w:szCs w:val="17"/>
-              </w:rPr>
               <w:tab/>
             </w:r>
             <w:r>
               <w:rPr>
                 <w:rFonts w:ascii="Avenir Next" w:hAnsi="Avenir Next" w:cs="Avenir Next" w:eastAsia="Avenir Next"/>
                 <w:color w:val="1A1A1A"/>
-                <w:sz w:val="17"/>
+                <w:sz w:val="22"/>
                 <w:szCs w:val="17"/>
               </w:rPr>
               <w:t xml:space="preserve">Same x, so use the y-coordinates −4 and 5.</w:t>
@@ -428,25 +431,25 @@
                 <w:rFonts w:ascii="Avenir Next" w:hAnsi="Avenir Next" w:cs="Avenir Next" w:eastAsia="Avenir Next"/>
                 <w:b/>
                 <w:color w:val="003A70"/>
+                <w:sz w:val="22"/>
+                <w:szCs w:val="17"/>
+              </w:rPr>
+              <w:t xml:space="preserve">Step 2</w:t>
+            </w:r>
+            <w:r>
+              <w:rPr>
+                <w:rFonts w:ascii="Avenir Next" w:hAnsi="Avenir Next" w:cs="Avenir Next" w:eastAsia="Avenir Next"/>
+                <w:color w:val="1A1A1A"/>
                 <w:sz w:val="17"/>
                 <w:szCs w:val="17"/>
               </w:rPr>
-              <w:t xml:space="preserve">Step 2</w:t>
-            </w:r>
-            <w:r>
-              <w:rPr>
-                <w:rFonts w:ascii="Avenir Next" w:hAnsi="Avenir Next" w:cs="Avenir Next" w:eastAsia="Avenir Next"/>
-                <w:color w:val="1A1A1A"/>
-                <w:sz w:val="17"/>
-                <w:szCs w:val="17"/>
-              </w:rPr>
               <w:tab/>
             </w:r>
             <w:r>
               <w:rPr>
                 <w:rFonts w:ascii="Avenir Next" w:hAnsi="Avenir Next" w:cs="Avenir Next" w:eastAsia="Avenir Next"/>
                 <w:color w:val="1A1A1A"/>
-                <w:sz w:val="17"/>
+                <w:sz w:val="22"/>
                 <w:szCs w:val="17"/>
               </w:rPr>
               <w:t xml:space="preserve">Opposite signs, so add: 4 + 5 = 9.</w:t>
@@ -465,18 +468,18 @@
                 <w:rFonts w:ascii="Avenir Next" w:hAnsi="Avenir Next" w:cs="Avenir Next" w:eastAsia="Avenir Next"/>
                 <w:b/>
                 <w:color w:val="1A1A1A"/>
+                <w:sz w:val="22"/>
+                <w:szCs w:val="17"/>
+              </w:rPr>
+              <w:t xml:space="preserve">Answer</w:t>
+            </w:r>
+            <w:r>
+              <w:rPr>
+                <w:rFonts w:ascii="Avenir Next" w:hAnsi="Avenir Next" w:cs="Avenir Next" w:eastAsia="Avenir Next"/>
+                <w:color w:val="1A1A1A"/>
                 <w:sz w:val="17"/>
                 <w:szCs w:val="17"/>
               </w:rPr>
-              <w:t xml:space="preserve">Answer</w:t>
-            </w:r>
-            <w:r>
-              <w:rPr>
-                <w:rFonts w:ascii="Avenir Next" w:hAnsi="Avenir Next" w:cs="Avenir Next" w:eastAsia="Avenir Next"/>
-                <w:color w:val="1A1A1A"/>
-                <w:sz w:val="17"/>
-                <w:szCs w:val="17"/>
-              </w:rPr>
               <w:tab/>
             </w:r>
             <w:r>
@@ -484,7 +487,7 @@
                 <w:rFonts w:ascii="Avenir Next" w:hAnsi="Avenir Next" w:cs="Avenir Next" w:eastAsia="Avenir Next"/>
                 <w:b/>
                 <w:color w:val="1A1A1A"/>
-                <w:sz w:val="17"/>
+                <w:sz w:val="22"/>
                 <w:szCs w:val="17"/>
               </w:rPr>
               <w:t xml:space="preserve">9 units</w:t>
@@ -495,6 +498,7 @@
     </w:tbl>
     <w:p>
       <w:pPr>
+        <w:pStyle w:val="Heading2"/>
         <w:keepNext/>
         <w:pBdr>
           <w:bottom w:val="single" w:sz="8" w:space="3" w:color="003A70"/>
@@ -510,7 +514,7 @@
           <w:b/>
           <w:color w:val="003A70"/>
           <w:spacing w:val="14"/>
-          <w:sz w:val="19"/>
+          <w:sz w:val="22"/>
           <w:szCs w:val="19"/>
         </w:rPr>
         <w:t xml:space="preserve">PRACTICE</w:t>
@@ -529,7 +533,7 @@
           <w:rFonts w:ascii="Avenir Next" w:hAnsi="Avenir Next" w:cs="Avenir Next" w:eastAsia="Avenir Next"/>
           <w:i/>
           <w:color w:val="5A5F66"/>
-          <w:sz w:val="17"/>
+          <w:sz w:val="22"/>
           <w:szCs w:val="17"/>
         </w:rPr>
         <w:t xml:space="preserve">show your work · label units</w:t>
@@ -588,7 +592,7 @@
                 <w:rFonts w:ascii="Avenir Next" w:hAnsi="Avenir Next" w:cs="Avenir Next" w:eastAsia="Avenir Next"/>
                 <w:b/>
                 <w:color w:val="1A1A1A"/>
-                <w:sz w:val="20"/>
+                <w:sz w:val="22"/>
                 <w:szCs w:val="20"/>
               </w:rPr>
               <w:t xml:space="preserve">1.</w:t>
@@ -606,7 +610,7 @@
               <w:rPr>
                 <w:rFonts w:ascii="Avenir Next" w:hAnsi="Avenir Next" w:cs="Avenir Next" w:eastAsia="Avenir Next"/>
                 <w:color w:val="1A1A1A"/>
-                <w:sz w:val="20"/>
+                <w:sz w:val="22"/>
                 <w:szCs w:val="20"/>
               </w:rPr>
               <w:t xml:space="preserve">Use the grid. Find each distance.</w:t>
@@ -626,7 +630,7 @@
                 <w:rFonts w:ascii="Avenir Next" w:hAnsi="Avenir Next" w:cs="Avenir Next" w:eastAsia="Avenir Next"/>
                 <w:b/>
                 <w:color w:val="003A70"/>
-                <w:sz w:val="20"/>
+                <w:sz w:val="22"/>
                 <w:szCs w:val="20"/>
               </w:rPr>
               <w:t xml:space="preserve">a.</w:t>
@@ -644,7 +648,7 @@
               <w:rPr>
                 <w:rFonts w:ascii="Avenir Next" w:hAnsi="Avenir Next" w:cs="Avenir Next" w:eastAsia="Avenir Next"/>
                 <w:color w:val="1A1A1A"/>
-                <w:sz w:val="20"/>
+                <w:sz w:val="22"/>
                 <w:szCs w:val="20"/>
               </w:rPr>
               <w:t xml:space="preserve">A to B</w:t>
@@ -672,7 +676,7 @@
               <w:rPr>
                 <w:rFonts w:ascii="Avenir Next" w:hAnsi="Avenir Next" w:cs="Avenir Next" w:eastAsia="Avenir Next"/>
                 <w:color w:val="1A1A1A"/>
-                <w:sz w:val="20"/>
+                <w:sz w:val="22"/>
                 <w:szCs w:val="20"/>
               </w:rPr>
               <w:t xml:space="preserve"> units</w:t>
@@ -692,7 +696,7 @@
                 <w:rFonts w:ascii="Avenir Next" w:hAnsi="Avenir Next" w:cs="Avenir Next" w:eastAsia="Avenir Next"/>
                 <w:b/>
                 <w:color w:val="003A70"/>
-                <w:sz w:val="20"/>
+                <w:sz w:val="22"/>
                 <w:szCs w:val="20"/>
               </w:rPr>
               <w:t xml:space="preserve">b.</w:t>
@@ -710,7 +714,7 @@
               <w:rPr>
                 <w:rFonts w:ascii="Avenir Next" w:hAnsi="Avenir Next" w:cs="Avenir Next" w:eastAsia="Avenir Next"/>
                 <w:color w:val="1A1A1A"/>
-                <w:sz w:val="20"/>
+                <w:sz w:val="22"/>
                 <w:szCs w:val="20"/>
               </w:rPr>
               <w:t xml:space="preserve">B to C</w:t>
@@ -738,7 +742,7 @@
               <w:rPr>
                 <w:rFonts w:ascii="Avenir Next" w:hAnsi="Avenir Next" w:cs="Avenir Next" w:eastAsia="Avenir Next"/>
                 <w:color w:val="1A1A1A"/>
-                <w:sz w:val="20"/>
+                <w:sz w:val="22"/>
                 <w:szCs w:val="20"/>
               </w:rPr>
               <w:t xml:space="preserve"> units</w:t>
@@ -758,7 +762,7 @@
                 <w:rFonts w:ascii="Avenir Next" w:hAnsi="Avenir Next" w:cs="Avenir Next" w:eastAsia="Avenir Next"/>
                 <w:b/>
                 <w:color w:val="003A70"/>
-                <w:sz w:val="20"/>
+                <w:sz w:val="22"/>
                 <w:szCs w:val="20"/>
               </w:rPr>
               <w:t xml:space="preserve">c.</w:t>
@@ -776,7 +780,7 @@
               <w:rPr>
                 <w:rFonts w:ascii="Avenir Next" w:hAnsi="Avenir Next" w:cs="Avenir Next" w:eastAsia="Avenir Next"/>
                 <w:color w:val="1A1A1A"/>
-                <w:sz w:val="20"/>
+                <w:sz w:val="22"/>
                 <w:szCs w:val="20"/>
               </w:rPr>
               <w:t xml:space="preserve">A to D</w:t>
@@ -804,7 +808,7 @@
               <w:rPr>
                 <w:rFonts w:ascii="Avenir Next" w:hAnsi="Avenir Next" w:cs="Avenir Next" w:eastAsia="Avenir Next"/>
                 <w:color w:val="1A1A1A"/>
-                <w:sz w:val="20"/>
+                <w:sz w:val="22"/>
                 <w:szCs w:val="20"/>
               </w:rPr>
               <w:t xml:space="preserve"> units</w:t>
@@ -828,7 +832,7 @@
               <w:drawing>
                 <wp:inline distT="0" distB="0" distL="0" distR="0">
                   <wp:extent cx="1828800" cy="1845128"/>
-                  <wp:docPr id="1" name="Figure 1"/>
+                  <wp:docPr id="1" name="Figure 1" descr="Coordinate grid. Horizontal axis x: -5 to 5, ticks every 1. Vertical axis y: -5 to 5, ticks every 1. Points: x: -4; y: 3; label: A, x: 3; y: 3; label: B, x: 3; y: -2; label: C, x: -4; y: -4; label: D."/>
                   <a:graphic xmlns:a="http://schemas.openxmlformats.org/drawingml/2006/main">
                     <a:graphicData uri="http://schemas.openxmlformats.org/drawingml/2006/picture">
                       <pic:pic xmlns:pic="http://schemas.openxmlformats.org/drawingml/2006/picture">
@@ -880,25 +884,25 @@
           <w:rFonts w:ascii="Avenir Next" w:hAnsi="Avenir Next" w:cs="Avenir Next" w:eastAsia="Avenir Next"/>
           <w:b/>
           <w:color w:val="1A1A1A"/>
+          <w:sz w:val="22"/>
+          <w:szCs w:val="20"/>
+        </w:rPr>
+        <w:t xml:space="preserve">2.</w:t>
+      </w:r>
+      <w:r>
+        <w:rPr>
+          <w:rFonts w:ascii="Avenir Next" w:hAnsi="Avenir Next" w:cs="Avenir Next" w:eastAsia="Avenir Next"/>
+          <w:color w:val="1A1A1A"/>
           <w:sz w:val="20"/>
           <w:szCs w:val="20"/>
         </w:rPr>
-        <w:t xml:space="preserve">2.</w:t>
-      </w:r>
-      <w:r>
-        <w:rPr>
-          <w:rFonts w:ascii="Avenir Next" w:hAnsi="Avenir Next" w:cs="Avenir Next" w:eastAsia="Avenir Next"/>
-          <w:color w:val="1A1A1A"/>
-          <w:sz w:val="20"/>
-          <w:szCs w:val="20"/>
-        </w:rPr>
         <w:tab/>
       </w:r>
       <w:r>
         <w:rPr>
           <w:rFonts w:ascii="Avenir Next" w:hAnsi="Avenir Next" w:cs="Avenir Next" w:eastAsia="Avenir Next"/>
           <w:color w:val="1A1A1A"/>
-          <w:sz w:val="20"/>
+          <w:sz w:val="22"/>
           <w:szCs w:val="20"/>
         </w:rPr>
         <w:t xml:space="preserve">Find the distance between each pair of points.</w:t>
@@ -953,7 +957,7 @@
                 <w:rFonts w:ascii="Avenir Next" w:hAnsi="Avenir Next" w:cs="Avenir Next" w:eastAsia="Avenir Next"/>
                 <w:b/>
                 <w:color w:val="003A70"/>
-                <w:sz w:val="20"/>
+                <w:sz w:val="22"/>
                 <w:szCs w:val="20"/>
               </w:rPr>
               <w:t xml:space="preserve">a.</w:t>
@@ -971,7 +975,7 @@
               <w:rPr>
                 <w:rFonts w:ascii="Avenir Next" w:hAnsi="Avenir Next" w:cs="Avenir Next" w:eastAsia="Avenir Next"/>
                 <w:color w:val="1A1A1A"/>
-                <w:sz w:val="20"/>
+                <w:sz w:val="22"/>
                 <w:szCs w:val="20"/>
               </w:rPr>
               <w:t xml:space="preserve">(5, 6) and (5, −2)</w:t>
@@ -1015,7 +1019,7 @@
                 <w:rFonts w:ascii="Avenir Next" w:hAnsi="Avenir Next" w:cs="Avenir Next" w:eastAsia="Avenir Next"/>
                 <w:b/>
                 <w:color w:val="003A70"/>
-                <w:sz w:val="20"/>
+                <w:sz w:val="22"/>
                 <w:szCs w:val="20"/>
               </w:rPr>
               <w:t xml:space="preserve">b.</w:t>
@@ -1033,7 +1037,7 @@
               <w:rPr>
                 <w:rFonts w:ascii="Avenir Next" w:hAnsi="Avenir Next" w:cs="Avenir Next" w:eastAsia="Avenir Next"/>
                 <w:color w:val="1A1A1A"/>
-                <w:sz w:val="20"/>
+                <w:sz w:val="22"/>
                 <w:szCs w:val="20"/>
               </w:rPr>
               <w:t xml:space="preserve">(−7, 1) and (−2, 1)</w:t>
@@ -1083,7 +1087,7 @@
                 <w:rFonts w:ascii="Avenir Next" w:hAnsi="Avenir Next" w:cs="Avenir Next" w:eastAsia="Avenir Next"/>
                 <w:b/>
                 <w:color w:val="003A70"/>
-                <w:sz w:val="20"/>
+                <w:sz w:val="22"/>
                 <w:szCs w:val="20"/>
               </w:rPr>
               <w:t xml:space="preserve">c.</w:t>
@@ -1101,7 +1105,7 @@
               <w:rPr>
                 <w:rFonts w:ascii="Avenir Next" w:hAnsi="Avenir Next" w:cs="Avenir Next" w:eastAsia="Avenir Next"/>
                 <w:color w:val="1A1A1A"/>
-                <w:sz w:val="20"/>
+                <w:sz w:val="22"/>
                 <w:szCs w:val="20"/>
               </w:rPr>
               <w:t xml:space="preserve">(−3, −4) and (6, −4)</w:t>
@@ -1145,7 +1149,7 @@
                 <w:rFonts w:ascii="Avenir Next" w:hAnsi="Avenir Next" w:cs="Avenir Next" w:eastAsia="Avenir Next"/>
                 <w:b/>
                 <w:color w:val="003A70"/>
-                <w:sz w:val="20"/>
+                <w:sz w:val="22"/>
                 <w:szCs w:val="20"/>
               </w:rPr>
               <w:t xml:space="preserve">d.</w:t>
@@ -1163,7 +1167,7 @@
               <w:rPr>
                 <w:rFonts w:ascii="Avenir Next" w:hAnsi="Avenir Next" w:cs="Avenir Next" w:eastAsia="Avenir Next"/>
                 <w:color w:val="1A1A1A"/>
-                <w:sz w:val="20"/>
+                <w:sz w:val="22"/>
                 <w:szCs w:val="20"/>
               </w:rPr>
               <w:t xml:space="preserve">(0, −8) and (0, 3)</w:t>
@@ -1213,7 +1217,7 @@
                 <w:rFonts w:ascii="Avenir Next" w:hAnsi="Avenir Next" w:cs="Avenir Next" w:eastAsia="Avenir Next"/>
                 <w:b/>
                 <w:color w:val="003A70"/>
-                <w:sz w:val="20"/>
+                <w:sz w:val="22"/>
                 <w:szCs w:val="20"/>
               </w:rPr>
               <w:t xml:space="preserve">e.</w:t>
@@ -1231,7 +1235,7 @@
               <w:rPr>
                 <w:rFonts w:ascii="Avenir Next" w:hAnsi="Avenir Next" w:cs="Avenir Next" w:eastAsia="Avenir Next"/>
                 <w:color w:val="1A1A1A"/>
-                <w:sz w:val="20"/>
+                <w:sz w:val="22"/>
                 <w:szCs w:val="20"/>
               </w:rPr>
               <w:t xml:space="preserve">(−9, −2) and (−9, −7)</w:t>
@@ -1275,7 +1279,7 @@
                 <w:rFonts w:ascii="Avenir Next" w:hAnsi="Avenir Next" w:cs="Avenir Next" w:eastAsia="Avenir Next"/>
                 <w:b/>
                 <w:color w:val="003A70"/>
-                <w:sz w:val="20"/>
+                <w:sz w:val="22"/>
                 <w:szCs w:val="20"/>
               </w:rPr>
               <w:t xml:space="preserve">f.</w:t>
@@ -1293,7 +1297,7 @@
               <w:rPr>
                 <w:rFonts w:ascii="Avenir Next" w:hAnsi="Avenir Next" w:cs="Avenir Next" w:eastAsia="Avenir Next"/>
                 <w:color w:val="1A1A1A"/>
-                <w:sz w:val="20"/>
+                <w:sz w:val="22"/>
                 <w:szCs w:val="20"/>
               </w:rPr>
               <w:t xml:space="preserve">(2.5, 3) and (−4, 3)</w:t>
@@ -1343,7 +1347,7 @@
                 <w:rFonts w:ascii="Avenir Next" w:hAnsi="Avenir Next" w:cs="Avenir Next" w:eastAsia="Avenir Next"/>
                 <w:b/>
                 <w:color w:val="003A70"/>
-                <w:sz w:val="20"/>
+                <w:sz w:val="22"/>
                 <w:szCs w:val="20"/>
               </w:rPr>
               <w:t xml:space="preserve">g.</w:t>
@@ -1361,7 +1365,7 @@
               <w:rPr>
                 <w:rFonts w:ascii="Avenir Next" w:hAnsi="Avenir Next" w:cs="Avenir Next" w:eastAsia="Avenir Next"/>
                 <w:color w:val="1A1A1A"/>
-                <w:sz w:val="20"/>
+                <w:sz w:val="22"/>
                 <w:szCs w:val="20"/>
               </w:rPr>
               <w:t xml:space="preserve">(−1, −6) and (−1, 4)</w:t>
@@ -1405,7 +1409,7 @@
                 <w:rFonts w:ascii="Avenir Next" w:hAnsi="Avenir Next" w:cs="Avenir Next" w:eastAsia="Avenir Next"/>
                 <w:b/>
                 <w:color w:val="003A70"/>
-                <w:sz w:val="20"/>
+                <w:sz w:val="22"/>
                 <w:szCs w:val="20"/>
               </w:rPr>
               <w:t xml:space="preserve">h.</w:t>
@@ -1423,7 +1427,7 @@
               <w:rPr>
                 <w:rFonts w:ascii="Avenir Next" w:hAnsi="Avenir Next" w:cs="Avenir Next" w:eastAsia="Avenir Next"/>
                 <w:color w:val="1A1A1A"/>
-                <w:sz w:val="20"/>
+                <w:sz w:val="22"/>
                 <w:szCs w:val="20"/>
               </w:rPr>
               <w:t xml:space="preserve">(−8, 5) and (−3.5, 5)</w:t>
@@ -1470,35 +1474,35 @@
           <w:rFonts w:ascii="Avenir Next" w:hAnsi="Avenir Next" w:cs="Avenir Next" w:eastAsia="Avenir Next"/>
           <w:b/>
           <w:color w:val="1A1A1A"/>
+          <w:sz w:val="22"/>
+          <w:szCs w:val="20"/>
+        </w:rPr>
+        <w:t xml:space="preserve">3.</w:t>
+      </w:r>
+      <w:r>
+        <w:rPr>
+          <w:rFonts w:ascii="Avenir Next" w:hAnsi="Avenir Next" w:cs="Avenir Next" w:eastAsia="Avenir Next"/>
+          <w:color w:val="1A1A1A"/>
           <w:sz w:val="20"/>
           <w:szCs w:val="20"/>
         </w:rPr>
-        <w:t xml:space="preserve">3.</w:t>
-      </w:r>
-      <w:r>
-        <w:rPr>
-          <w:rFonts w:ascii="Avenir Next" w:hAnsi="Avenir Next" w:cs="Avenir Next" w:eastAsia="Avenir Next"/>
-          <w:color w:val="1A1A1A"/>
-          <w:sz w:val="20"/>
+        <w:tab/>
+      </w:r>
+      <w:r>
+        <w:rPr>
+          <w:rFonts w:ascii="Avenir Next" w:hAnsi="Avenir Next" w:cs="Avenir Next" w:eastAsia="Avenir Next"/>
+          <w:b/>
+          <w:color w:val="1A1A1A"/>
+          <w:sz w:val="22"/>
           <w:szCs w:val="20"/>
         </w:rPr>
-        <w:tab/>
-      </w:r>
-      <w:r>
-        <w:rPr>
-          <w:rFonts w:ascii="Avenir Next" w:hAnsi="Avenir Next" w:cs="Avenir Next" w:eastAsia="Avenir Next"/>
-          <w:b/>
-          <w:color w:val="1A1A1A"/>
-          <w:sz w:val="20"/>
-          <w:szCs w:val="20"/>
-        </w:rPr>
         <w:t xml:space="preserve">City Blocks.  </w:t>
       </w:r>
       <w:r>
         <w:rPr>
           <w:rFonts w:ascii="Avenir Next" w:hAnsi="Avenir Next" w:cs="Avenir Next" w:eastAsia="Avenir Next"/>
           <w:color w:val="1A1A1A"/>
-          <w:sz w:val="20"/>
+          <w:sz w:val="22"/>
           <w:szCs w:val="20"/>
         </w:rPr>
         <w:t xml:space="preserve">Kim walks straight from (−6, −3) to (−6, 5). Each unit is 1 block. How far does she walk?</w:t>
@@ -1517,25 +1521,25 @@
           <w:rFonts w:ascii="Avenir Next" w:hAnsi="Avenir Next" w:cs="Avenir Next" w:eastAsia="Avenir Next"/>
           <w:b/>
           <w:color w:val="1A1A1A"/>
+          <w:sz w:val="22"/>
+          <w:szCs w:val="18"/>
+        </w:rPr>
+        <w:t xml:space="preserve">Answer</w:t>
+      </w:r>
+      <w:r>
+        <w:rPr>
+          <w:rFonts w:ascii="Avenir Next" w:hAnsi="Avenir Next" w:cs="Avenir Next" w:eastAsia="Avenir Next"/>
+          <w:color w:val="1A1A1A"/>
           <w:sz w:val="18"/>
           <w:szCs w:val="18"/>
         </w:rPr>
-        <w:t xml:space="preserve">Answer</w:t>
-      </w:r>
-      <w:r>
-        <w:rPr>
-          <w:rFonts w:ascii="Avenir Next" w:hAnsi="Avenir Next" w:cs="Avenir Next" w:eastAsia="Avenir Next"/>
-          <w:color w:val="1A1A1A"/>
-          <w:sz w:val="18"/>
-          <w:szCs w:val="18"/>
-        </w:rPr>
         <w:tab/>
       </w:r>
       <w:r>
         <w:rPr>
           <w:rFonts w:ascii="Avenir Next" w:hAnsi="Avenir Next" w:cs="Avenir Next" w:eastAsia="Avenir Next"/>
           <w:color w:val="1A1A1A"/>
-          <w:sz w:val="18"/>
+          <w:sz w:val="22"/>
           <w:szCs w:val="18"/>
         </w:rPr>
         <w:t xml:space="preserve">  blocks</w:t>
@@ -1560,35 +1564,35 @@
           <w:rFonts w:ascii="Avenir Next" w:hAnsi="Avenir Next" w:cs="Avenir Next" w:eastAsia="Avenir Next"/>
           <w:b/>
           <w:color w:val="1A1A1A"/>
+          <w:sz w:val="22"/>
+          <w:szCs w:val="20"/>
+        </w:rPr>
+        <w:t xml:space="preserve">4.</w:t>
+      </w:r>
+      <w:r>
+        <w:rPr>
+          <w:rFonts w:ascii="Avenir Next" w:hAnsi="Avenir Next" w:cs="Avenir Next" w:eastAsia="Avenir Next"/>
+          <w:color w:val="1A1A1A"/>
           <w:sz w:val="20"/>
           <w:szCs w:val="20"/>
         </w:rPr>
-        <w:t xml:space="preserve">4.</w:t>
-      </w:r>
-      <w:r>
-        <w:rPr>
-          <w:rFonts w:ascii="Avenir Next" w:hAnsi="Avenir Next" w:cs="Avenir Next" w:eastAsia="Avenir Next"/>
-          <w:color w:val="1A1A1A"/>
-          <w:sz w:val="20"/>
+        <w:tab/>
+      </w:r>
+      <w:r>
+        <w:rPr>
+          <w:rFonts w:ascii="Avenir Next" w:hAnsi="Avenir Next" w:cs="Avenir Next" w:eastAsia="Avenir Next"/>
+          <w:b/>
+          <w:color w:val="1A1A1A"/>
+          <w:sz w:val="22"/>
           <w:szCs w:val="20"/>
         </w:rPr>
-        <w:tab/>
-      </w:r>
-      <w:r>
-        <w:rPr>
-          <w:rFonts w:ascii="Avenir Next" w:hAnsi="Avenir Next" w:cs="Avenir Next" w:eastAsia="Avenir Next"/>
-          <w:b/>
-          <w:color w:val="1A1A1A"/>
-          <w:sz w:val="20"/>
-          <w:szCs w:val="20"/>
-        </w:rPr>
         <w:t xml:space="preserve">Missing Point.  </w:t>
       </w:r>
       <w:r>
         <w:rPr>
           <w:rFonts w:ascii="Avenir Next" w:hAnsi="Avenir Next" w:cs="Avenir Next" w:eastAsia="Avenir Next"/>
           <w:color w:val="1A1A1A"/>
-          <w:sz w:val="20"/>
+          <w:sz w:val="22"/>
           <w:szCs w:val="20"/>
         </w:rPr>
         <w:t xml:space="preserve">Point P is at (2, −3). Point Q is 6 units to the left of P. Name point Q.</w:t>
@@ -1607,7 +1611,7 @@
           <w:rFonts w:ascii="Avenir Next" w:hAnsi="Avenir Next" w:cs="Avenir Next" w:eastAsia="Avenir Next"/>
           <w:b/>
           <w:color w:val="1A1A1A"/>
-          <w:sz w:val="18"/>
+          <w:sz w:val="22"/>
           <w:szCs w:val="18"/>
         </w:rPr>
         <w:t xml:space="preserve">Answer</w:t>
@@ -1641,35 +1645,35 @@
           <w:rFonts w:ascii="Avenir Next" w:hAnsi="Avenir Next" w:cs="Avenir Next" w:eastAsia="Avenir Next"/>
           <w:b/>
           <w:color w:val="1A1A1A"/>
+          <w:sz w:val="22"/>
+          <w:szCs w:val="20"/>
+        </w:rPr>
+        <w:t xml:space="preserve">5.</w:t>
+      </w:r>
+      <w:r>
+        <w:rPr>
+          <w:rFonts w:ascii="Avenir Next" w:hAnsi="Avenir Next" w:cs="Avenir Next" w:eastAsia="Avenir Next"/>
+          <w:color w:val="1A1A1A"/>
           <w:sz w:val="20"/>
           <w:szCs w:val="20"/>
         </w:rPr>
-        <w:t xml:space="preserve">5.</w:t>
-      </w:r>
-      <w:r>
-        <w:rPr>
-          <w:rFonts w:ascii="Avenir Next" w:hAnsi="Avenir Next" w:cs="Avenir Next" w:eastAsia="Avenir Next"/>
-          <w:color w:val="1A1A1A"/>
-          <w:sz w:val="20"/>
+        <w:tab/>
+      </w:r>
+      <w:r>
+        <w:rPr>
+          <w:rFonts w:ascii="Avenir Next" w:hAnsi="Avenir Next" w:cs="Avenir Next" w:eastAsia="Avenir Next"/>
+          <w:b/>
+          <w:color w:val="1A1A1A"/>
+          <w:sz w:val="22"/>
           <w:szCs w:val="20"/>
         </w:rPr>
-        <w:tab/>
-      </w:r>
-      <w:r>
-        <w:rPr>
-          <w:rFonts w:ascii="Avenir Next" w:hAnsi="Avenir Next" w:cs="Avenir Next" w:eastAsia="Avenir Next"/>
-          <w:b/>
-          <w:color w:val="1A1A1A"/>
-          <w:sz w:val="20"/>
-          <w:szCs w:val="20"/>
-        </w:rPr>
         <w:t xml:space="preserve">Find the Error.  </w:t>
       </w:r>
       <w:r>
         <w:rPr>
           <w:rFonts w:ascii="Avenir Next" w:hAnsi="Avenir Next" w:cs="Avenir Next" w:eastAsia="Avenir Next"/>
           <w:color w:val="1A1A1A"/>
-          <w:sz w:val="20"/>
+          <w:sz w:val="22"/>
           <w:szCs w:val="20"/>
         </w:rPr>
         <w:t xml:space="preserve">Eli says the distance from (1, −6) to (1, −2) is 8 because 6 + 2 = 8. Explain his mistake and find the correct distance.</w:t>
@@ -1790,6 +1794,7 @@
           </w:tcPr>
           <w:p>
             <w:pPr>
+              <w:pStyle w:val="Heading2"/>
               <w:spacing w:before="0" w:after="0" w:line="240" w:lineRule="auto"/>
             </w:pPr>
             <w:r>
@@ -1827,7 +1832,7 @@
               <w:rPr>
                 <w:rFonts w:ascii="Avenir Next" w:hAnsi="Avenir Next" w:cs="Avenir Next" w:eastAsia="Avenir Next"/>
                 <w:color w:val="1A1A1A"/>
-                <w:sz w:val="17"/>
+                <w:sz w:val="22"/>
                 <w:szCs w:val="17"/>
               </w:rPr>
               <w:t xml:space="preserve">  I can do this on my own</w:t>
@@ -1856,7 +1861,7 @@
               <w:rPr>
                 <w:rFonts w:ascii="Avenir Next" w:hAnsi="Avenir Next" w:cs="Avenir Next" w:eastAsia="Avenir Next"/>
                 <w:color w:val="1A1A1A"/>
-                <w:sz w:val="17"/>
+                <w:sz w:val="22"/>
                 <w:szCs w:val="17"/>
               </w:rPr>
               <w:t xml:space="preserve">  I need a little help</w:t>
@@ -1885,7 +1890,7 @@
               <w:rPr>
                 <w:rFonts w:ascii="Avenir Next" w:hAnsi="Avenir Next" w:cs="Avenir Next" w:eastAsia="Avenir Next"/>
                 <w:color w:val="1A1A1A"/>
-                <w:sz w:val="17"/>
+                <w:sz w:val="22"/>
                 <w:szCs w:val="17"/>
               </w:rPr>
               <w:t xml:space="preserve">  I have a question about #</w:t>
@@ -1923,7 +1928,7 @@
         <w:rPr>
           <w:rFonts w:ascii="Avenir Next" w:hAnsi="Avenir Next" w:cs="Avenir Next" w:eastAsia="Avenir Next"/>
           <w:color w:val="5A5F66"/>
-          <w:sz w:val="17"/>
+          <w:sz w:val="22"/>
           <w:szCs w:val="17"/>
         </w:rPr>
         <w:t xml:space="preserve">With someone at home, count the blocks between two places on one street.</w:t>
@@ -1943,10 +1948,28 @@
         <w:rPr>
           <w:rFonts w:ascii="Avenir Next" w:hAnsi="Avenir Next" w:cs="Avenir Next" w:eastAsia="Avenir Next"/>
           <w:color w:val="1A1A1A"/>
+          <w:sz w:val="22"/>
+          <w:szCs w:val="20"/>
+        </w:rPr>
+        <w:t xml:space="preserve">Name</w:t>
+      </w:r>
+      <w:r>
+        <w:rPr>
+          <w:rFonts w:ascii="Avenir Next" w:hAnsi="Avenir Next" w:cs="Avenir Next" w:eastAsia="Avenir Next"/>
+          <w:color w:val="1A1A1A"/>
           <w:sz w:val="20"/>
           <w:szCs w:val="20"/>
         </w:rPr>
-        <w:t xml:space="preserve">Name</w:t>
+        <w:tab/>
+      </w:r>
+      <w:r>
+        <w:rPr>
+          <w:rFonts w:ascii="Avenir Next" w:hAnsi="Avenir Next" w:cs="Avenir Next" w:eastAsia="Avenir Next"/>
+          <w:color w:val="1A1A1A"/>
+          <w:sz w:val="22"/>
+          <w:szCs w:val="20"/>
+        </w:rPr>
+        <w:t xml:space="preserve">   Date</w:t>
       </w:r>
       <w:r>
         <w:rPr>
@@ -1961,25 +1984,7 @@
         <w:rPr>
           <w:rFonts w:ascii="Avenir Next" w:hAnsi="Avenir Next" w:cs="Avenir Next" w:eastAsia="Avenir Next"/>
           <w:color w:val="1A1A1A"/>
-          <w:sz w:val="20"/>
-          <w:szCs w:val="20"/>
-        </w:rPr>
-        <w:t xml:space="preserve">   Date</w:t>
-      </w:r>
-      <w:r>
-        <w:rPr>
-          <w:rFonts w:ascii="Avenir Next" w:hAnsi="Avenir Next" w:cs="Avenir Next" w:eastAsia="Avenir Next"/>
-          <w:color w:val="1A1A1A"/>
-          <w:sz w:val="20"/>
-          <w:szCs w:val="20"/>
-        </w:rPr>
-        <w:tab/>
-      </w:r>
-      <w:r>
-        <w:rPr>
-          <w:rFonts w:ascii="Avenir Next" w:hAnsi="Avenir Next" w:cs="Avenir Next" w:eastAsia="Avenir Next"/>
-          <w:color w:val="1A1A1A"/>
-          <w:sz w:val="20"/>
+          <w:sz w:val="22"/>
           <w:szCs w:val="20"/>
         </w:rPr>
         <w:t xml:space="preserve">   Period</w:t>
@@ -2006,7 +2011,7 @@
           <w:caps/>
           <w:color w:val="003A70"/>
           <w:spacing w:val="12"/>
-          <w:sz w:val="19"/>
+          <w:sz w:val="22"/>
           <w:szCs w:val="19"/>
         </w:rPr>
         <w:t xml:space="preserve">Lesson 7-6  ·  Homework Packet  ·  Sheet 2 of 2</w:t>
@@ -2014,6 +2019,7 @@
     </w:p>
     <w:p>
       <w:pPr>
+        <w:pStyle w:val="Heading1"/>
         <w:keepNext/>
         <w:spacing w:before="0" w:after="0" w:line="240" w:lineRule="auto"/>
       </w:pPr>
@@ -2039,7 +2045,7 @@
         <w:rPr>
           <w:rFonts w:ascii="Avenir Next" w:hAnsi="Avenir Next" w:cs="Avenir Next" w:eastAsia="Avenir Next"/>
           <w:color w:val="5A5F66"/>
-          <w:sz w:val="17"/>
+          <w:sz w:val="22"/>
           <w:szCs w:val="17"/>
         </w:rPr>
         <w:t xml:space="preserve">Maryland Standard 6.NS.C.8   ·   Learning target — I can decide whether to add or subtract to find a distance, then compare two distances.</w:t>
@@ -2086,6 +2092,7 @@
           </w:tcPr>
           <w:p>
             <w:pPr>
+              <w:pStyle w:val="Heading2"/>
               <w:spacing w:before="0" w:after="0" w:line="240" w:lineRule="auto"/>
             </w:pPr>
             <w:r>
@@ -2113,44 +2120,44 @@
                 <w:rFonts w:ascii="Avenir Next" w:hAnsi="Avenir Next" w:cs="Avenir Next" w:eastAsia="Avenir Next"/>
                 <w:b/>
                 <w:color w:val="003A70"/>
+                <w:sz w:val="22"/>
+                <w:szCs w:val="18"/>
+              </w:rPr>
+              <w:t xml:space="preserve">•</w:t>
+            </w:r>
+            <w:r>
+              <w:rPr>
+                <w:rFonts w:ascii="Avenir Next" w:hAnsi="Avenir Next" w:cs="Avenir Next" w:eastAsia="Avenir Next"/>
+                <w:color w:val="1A1A1A"/>
                 <w:sz w:val="18"/>
                 <w:szCs w:val="18"/>
               </w:rPr>
-              <w:t xml:space="preserve">•</w:t>
-            </w:r>
-            <w:r>
-              <w:rPr>
-                <w:rFonts w:ascii="Avenir Next" w:hAnsi="Avenir Next" w:cs="Avenir Next" w:eastAsia="Avenir Next"/>
-                <w:color w:val="1A1A1A"/>
-                <w:sz w:val="18"/>
+              <w:tab/>
+            </w:r>
+            <w:r>
+              <w:rPr>
+                <w:rFonts w:ascii="Avenir Next" w:hAnsi="Avenir Next" w:cs="Avenir Next" w:eastAsia="Avenir Next"/>
+                <w:color w:val="1A1A1A"/>
+                <w:sz w:val="22"/>
                 <w:szCs w:val="18"/>
               </w:rPr>
-              <w:tab/>
-            </w:r>
-            <w:r>
-              <w:rPr>
-                <w:rFonts w:ascii="Avenir Next" w:hAnsi="Avenir Next" w:cs="Avenir Next" w:eastAsia="Avenir Next"/>
-                <w:color w:val="1A1A1A"/>
-                <w:sz w:val="18"/>
+              <w:t xml:space="preserve">Find </w:t>
+            </w:r>
+            <w:r>
+              <w:rPr>
+                <w:rFonts w:ascii="Avenir Next" w:hAnsi="Avenir Next" w:cs="Avenir Next" w:eastAsia="Avenir Next"/>
+                <w:b/>
+                <w:color w:val="1A1A1A"/>
+                <w:sz w:val="22"/>
                 <w:szCs w:val="18"/>
               </w:rPr>
-              <w:t xml:space="preserve">Find </w:t>
-            </w:r>
-            <w:r>
-              <w:rPr>
-                <w:rFonts w:ascii="Avenir Next" w:hAnsi="Avenir Next" w:cs="Avenir Next" w:eastAsia="Avenir Next"/>
-                <w:b/>
-                <w:color w:val="1A1A1A"/>
-                <w:sz w:val="18"/>
-                <w:szCs w:val="18"/>
-              </w:rPr>
               <w:t xml:space="preserve">each</w:t>
             </w:r>
             <w:r>
               <w:rPr>
                 <w:rFonts w:ascii="Avenir Next" w:hAnsi="Avenir Next" w:cs="Avenir Next" w:eastAsia="Avenir Next"/>
                 <w:color w:val="1A1A1A"/>
-                <w:sz w:val="18"/>
+                <w:sz w:val="22"/>
                 <w:szCs w:val="18"/>
               </w:rPr>
               <w:t xml:space="preserve"> distance first. Then compare.</w:t>
@@ -2169,63 +2176,63 @@
                 <w:rFonts w:ascii="Avenir Next" w:hAnsi="Avenir Next" w:cs="Avenir Next" w:eastAsia="Avenir Next"/>
                 <w:b/>
                 <w:color w:val="003A70"/>
+                <w:sz w:val="22"/>
+                <w:szCs w:val="18"/>
+              </w:rPr>
+              <w:t xml:space="preserve">•</w:t>
+            </w:r>
+            <w:r>
+              <w:rPr>
+                <w:rFonts w:ascii="Avenir Next" w:hAnsi="Avenir Next" w:cs="Avenir Next" w:eastAsia="Avenir Next"/>
+                <w:color w:val="1A1A1A"/>
                 <w:sz w:val="18"/>
                 <w:szCs w:val="18"/>
               </w:rPr>
-              <w:t xml:space="preserve">•</w:t>
-            </w:r>
-            <w:r>
-              <w:rPr>
-                <w:rFonts w:ascii="Avenir Next" w:hAnsi="Avenir Next" w:cs="Avenir Next" w:eastAsia="Avenir Next"/>
-                <w:color w:val="1A1A1A"/>
-                <w:sz w:val="18"/>
+              <w:tab/>
+            </w:r>
+            <w:r>
+              <w:rPr>
+                <w:rFonts w:ascii="Avenir Next" w:hAnsi="Avenir Next" w:cs="Avenir Next" w:eastAsia="Avenir Next"/>
+                <w:color w:val="1A1A1A"/>
+                <w:sz w:val="22"/>
                 <w:szCs w:val="18"/>
               </w:rPr>
-              <w:tab/>
-            </w:r>
-            <w:r>
-              <w:rPr>
-                <w:rFonts w:ascii="Avenir Next" w:hAnsi="Avenir Next" w:cs="Avenir Next" w:eastAsia="Avenir Next"/>
-                <w:color w:val="1A1A1A"/>
-                <w:sz w:val="18"/>
+              <w:t xml:space="preserve">Different signs: </w:t>
+            </w:r>
+            <w:r>
+              <w:rPr>
+                <w:rFonts w:ascii="Avenir Next" w:hAnsi="Avenir Next" w:cs="Avenir Next" w:eastAsia="Avenir Next"/>
+                <w:b/>
+                <w:color w:val="1A1A1A"/>
+                <w:sz w:val="22"/>
                 <w:szCs w:val="18"/>
               </w:rPr>
-              <w:t xml:space="preserve">Different signs: </w:t>
-            </w:r>
-            <w:r>
-              <w:rPr>
-                <w:rFonts w:ascii="Avenir Next" w:hAnsi="Avenir Next" w:cs="Avenir Next" w:eastAsia="Avenir Next"/>
-                <w:b/>
-                <w:color w:val="1A1A1A"/>
-                <w:sz w:val="18"/>
+              <w:t xml:space="preserve">add</w:t>
+            </w:r>
+            <w:r>
+              <w:rPr>
+                <w:rFonts w:ascii="Avenir Next" w:hAnsi="Avenir Next" w:cs="Avenir Next" w:eastAsia="Avenir Next"/>
+                <w:color w:val="1A1A1A"/>
+                <w:sz w:val="22"/>
                 <w:szCs w:val="18"/>
               </w:rPr>
-              <w:t xml:space="preserve">add</w:t>
-            </w:r>
-            <w:r>
-              <w:rPr>
-                <w:rFonts w:ascii="Avenir Next" w:hAnsi="Avenir Next" w:cs="Avenir Next" w:eastAsia="Avenir Next"/>
-                <w:color w:val="1A1A1A"/>
-                <w:sz w:val="18"/>
+              <w:t xml:space="preserve">. Same sign: </w:t>
+            </w:r>
+            <w:r>
+              <w:rPr>
+                <w:rFonts w:ascii="Avenir Next" w:hAnsi="Avenir Next" w:cs="Avenir Next" w:eastAsia="Avenir Next"/>
+                <w:b/>
+                <w:color w:val="1A1A1A"/>
+                <w:sz w:val="22"/>
                 <w:szCs w:val="18"/>
               </w:rPr>
-              <w:t xml:space="preserve">. Same sign: </w:t>
-            </w:r>
-            <w:r>
-              <w:rPr>
-                <w:rFonts w:ascii="Avenir Next" w:hAnsi="Avenir Next" w:cs="Avenir Next" w:eastAsia="Avenir Next"/>
-                <w:b/>
-                <w:color w:val="1A1A1A"/>
-                <w:sz w:val="18"/>
-                <w:szCs w:val="18"/>
-              </w:rPr>
               <w:t xml:space="preserve">subtract</w:t>
             </w:r>
             <w:r>
               <w:rPr>
                 <w:rFonts w:ascii="Avenir Next" w:hAnsi="Avenir Next" w:cs="Avenir Next" w:eastAsia="Avenir Next"/>
                 <w:color w:val="1A1A1A"/>
-                <w:sz w:val="18"/>
+                <w:sz w:val="22"/>
                 <w:szCs w:val="18"/>
               </w:rPr>
               <w:t xml:space="preserve">.</w:t>
@@ -2244,25 +2251,25 @@
                 <w:rFonts w:ascii="Avenir Next" w:hAnsi="Avenir Next" w:cs="Avenir Next" w:eastAsia="Avenir Next"/>
                 <w:b/>
                 <w:color w:val="003A70"/>
+                <w:sz w:val="22"/>
+                <w:szCs w:val="18"/>
+              </w:rPr>
+              <w:t xml:space="preserve">•</w:t>
+            </w:r>
+            <w:r>
+              <w:rPr>
+                <w:rFonts w:ascii="Avenir Next" w:hAnsi="Avenir Next" w:cs="Avenir Next" w:eastAsia="Avenir Next"/>
+                <w:color w:val="1A1A1A"/>
                 <w:sz w:val="18"/>
                 <w:szCs w:val="18"/>
               </w:rPr>
-              <w:t xml:space="preserve">•</w:t>
-            </w:r>
-            <w:r>
-              <w:rPr>
-                <w:rFonts w:ascii="Avenir Next" w:hAnsi="Avenir Next" w:cs="Avenir Next" w:eastAsia="Avenir Next"/>
-                <w:color w:val="1A1A1A"/>
-                <w:sz w:val="18"/>
-                <w:szCs w:val="18"/>
-              </w:rPr>
               <w:tab/>
             </w:r>
             <w:r>
               <w:rPr>
                 <w:rFonts w:ascii="Avenir Next" w:hAnsi="Avenir Next" w:cs="Avenir Next" w:eastAsia="Avenir Next"/>
                 <w:color w:val="1A1A1A"/>
-                <w:sz w:val="18"/>
+                <w:sz w:val="22"/>
                 <w:szCs w:val="18"/>
               </w:rPr>
               <w:t xml:space="preserve">A distance is never negative.</w:t>
@@ -2277,6 +2284,7 @@
           </w:tcPr>
           <w:p>
             <w:pPr>
+              <w:pStyle w:val="Heading2"/>
               <w:spacing w:before="0" w:after="0" w:line="240" w:lineRule="auto"/>
             </w:pPr>
             <w:r>
@@ -2299,7 +2307,7 @@
               <w:rPr>
                 <w:rFonts w:ascii="Avenir Next" w:hAnsi="Avenir Next" w:cs="Avenir Next" w:eastAsia="Avenir Next"/>
                 <w:color w:val="1A1A1A"/>
-                <w:sz w:val="17"/>
+                <w:sz w:val="22"/>
                 <w:szCs w:val="17"/>
               </w:rPr>
               <w:t xml:space="preserve">Which is longer: (−2, 4) to (5, 4), or (1, −3) to (1, 5)?</w:t>
@@ -2318,25 +2326,25 @@
                 <w:rFonts w:ascii="Avenir Next" w:hAnsi="Avenir Next" w:cs="Avenir Next" w:eastAsia="Avenir Next"/>
                 <w:b/>
                 <w:color w:val="003A70"/>
+                <w:sz w:val="22"/>
+                <w:szCs w:val="17"/>
+              </w:rPr>
+              <w:t xml:space="preserve">Step 1</w:t>
+            </w:r>
+            <w:r>
+              <w:rPr>
+                <w:rFonts w:ascii="Avenir Next" w:hAnsi="Avenir Next" w:cs="Avenir Next" w:eastAsia="Avenir Next"/>
+                <w:color w:val="1A1A1A"/>
                 <w:sz w:val="17"/>
                 <w:szCs w:val="17"/>
               </w:rPr>
-              <w:t xml:space="preserve">Step 1</w:t>
-            </w:r>
-            <w:r>
-              <w:rPr>
-                <w:rFonts w:ascii="Avenir Next" w:hAnsi="Avenir Next" w:cs="Avenir Next" w:eastAsia="Avenir Next"/>
-                <w:color w:val="1A1A1A"/>
-                <w:sz w:val="17"/>
-                <w:szCs w:val="17"/>
-              </w:rPr>
               <w:tab/>
             </w:r>
             <w:r>
               <w:rPr>
                 <w:rFonts w:ascii="Avenir Next" w:hAnsi="Avenir Next" w:cs="Avenir Next" w:eastAsia="Avenir Next"/>
                 <w:color w:val="1A1A1A"/>
-                <w:sz w:val="17"/>
+                <w:sz w:val="22"/>
                 <w:szCs w:val="17"/>
               </w:rPr>
               <w:t xml:space="preserve">First: same y, use x: 2 + 5 = 7 units.</w:t>
@@ -2355,25 +2363,25 @@
                 <w:rFonts w:ascii="Avenir Next" w:hAnsi="Avenir Next" w:cs="Avenir Next" w:eastAsia="Avenir Next"/>
                 <w:b/>
                 <w:color w:val="003A70"/>
+                <w:sz w:val="22"/>
+                <w:szCs w:val="17"/>
+              </w:rPr>
+              <w:t xml:space="preserve">Step 2</w:t>
+            </w:r>
+            <w:r>
+              <w:rPr>
+                <w:rFonts w:ascii="Avenir Next" w:hAnsi="Avenir Next" w:cs="Avenir Next" w:eastAsia="Avenir Next"/>
+                <w:color w:val="1A1A1A"/>
                 <w:sz w:val="17"/>
                 <w:szCs w:val="17"/>
               </w:rPr>
-              <w:t xml:space="preserve">Step 2</w:t>
-            </w:r>
-            <w:r>
-              <w:rPr>
-                <w:rFonts w:ascii="Avenir Next" w:hAnsi="Avenir Next" w:cs="Avenir Next" w:eastAsia="Avenir Next"/>
-                <w:color w:val="1A1A1A"/>
-                <w:sz w:val="17"/>
-                <w:szCs w:val="17"/>
-              </w:rPr>
               <w:tab/>
             </w:r>
             <w:r>
               <w:rPr>
                 <w:rFonts w:ascii="Avenir Next" w:hAnsi="Avenir Next" w:cs="Avenir Next" w:eastAsia="Avenir Next"/>
                 <w:color w:val="1A1A1A"/>
-                <w:sz w:val="17"/>
+                <w:sz w:val="22"/>
                 <w:szCs w:val="17"/>
               </w:rPr>
               <w:t xml:space="preserve">Second: same x, use y: 3 + 5 = 8 units. 8 &gt; 7.</w:t>
@@ -2392,18 +2400,18 @@
                 <w:rFonts w:ascii="Avenir Next" w:hAnsi="Avenir Next" w:cs="Avenir Next" w:eastAsia="Avenir Next"/>
                 <w:b/>
                 <w:color w:val="1A1A1A"/>
+                <w:sz w:val="22"/>
+                <w:szCs w:val="17"/>
+              </w:rPr>
+              <w:t xml:space="preserve">Answer</w:t>
+            </w:r>
+            <w:r>
+              <w:rPr>
+                <w:rFonts w:ascii="Avenir Next" w:hAnsi="Avenir Next" w:cs="Avenir Next" w:eastAsia="Avenir Next"/>
+                <w:color w:val="1A1A1A"/>
                 <w:sz w:val="17"/>
                 <w:szCs w:val="17"/>
               </w:rPr>
-              <w:t xml:space="preserve">Answer</w:t>
-            </w:r>
-            <w:r>
-              <w:rPr>
-                <w:rFonts w:ascii="Avenir Next" w:hAnsi="Avenir Next" w:cs="Avenir Next" w:eastAsia="Avenir Next"/>
-                <w:color w:val="1A1A1A"/>
-                <w:sz w:val="17"/>
-                <w:szCs w:val="17"/>
-              </w:rPr>
               <w:tab/>
             </w:r>
             <w:r>
@@ -2411,7 +2419,7 @@
                 <w:rFonts w:ascii="Avenir Next" w:hAnsi="Avenir Next" w:cs="Avenir Next" w:eastAsia="Avenir Next"/>
                 <w:b/>
                 <w:color w:val="1A1A1A"/>
-                <w:sz w:val="17"/>
+                <w:sz w:val="22"/>
                 <w:szCs w:val="17"/>
               </w:rPr>
               <w:t xml:space="preserve">the second one</w:t>
@@ -2422,6 +2430,7 @@
     </w:tbl>
     <w:p>
       <w:pPr>
+        <w:pStyle w:val="Heading2"/>
         <w:keepNext/>
         <w:pBdr>
           <w:bottom w:val="single" w:sz="8" w:space="3" w:color="003A70"/>
@@ -2437,7 +2446,7 @@
           <w:b/>
           <w:color w:val="003A70"/>
           <w:spacing w:val="14"/>
-          <w:sz w:val="19"/>
+          <w:sz w:val="22"/>
           <w:szCs w:val="19"/>
         </w:rPr>
         <w:t xml:space="preserve">PRACTICE</w:t>
@@ -2456,7 +2465,7 @@
           <w:rFonts w:ascii="Avenir Next" w:hAnsi="Avenir Next" w:cs="Avenir Next" w:eastAsia="Avenir Next"/>
           <w:i/>
           <w:color w:val="5A5F66"/>
-          <w:sz w:val="17"/>
+          <w:sz w:val="22"/>
           <w:szCs w:val="17"/>
         </w:rPr>
         <w:t xml:space="preserve">show your work · label units</w:t>
@@ -2515,7 +2524,7 @@
                 <w:rFonts w:ascii="Avenir Next" w:hAnsi="Avenir Next" w:cs="Avenir Next" w:eastAsia="Avenir Next"/>
                 <w:b/>
                 <w:color w:val="1A1A1A"/>
-                <w:sz w:val="20"/>
+                <w:sz w:val="22"/>
                 <w:szCs w:val="20"/>
               </w:rPr>
               <w:t xml:space="preserve">1.</w:t>
@@ -2534,7 +2543,7 @@
                 <w:rFonts w:ascii="Avenir Next" w:hAnsi="Avenir Next" w:cs="Avenir Next" w:eastAsia="Avenir Next"/>
                 <w:b/>
                 <w:color w:val="1A1A1A"/>
-                <w:sz w:val="20"/>
+                <w:sz w:val="22"/>
                 <w:szCs w:val="20"/>
               </w:rPr>
               <w:t xml:space="preserve">Neighborhood.  </w:t>
@@ -2543,7 +2552,7 @@
               <w:rPr>
                 <w:rFonts w:ascii="Avenir Next" w:hAnsi="Avenir Next" w:cs="Avenir Next" w:eastAsia="Avenir Next"/>
                 <w:color w:val="1A1A1A"/>
-                <w:sz w:val="20"/>
+                <w:sz w:val="22"/>
                 <w:szCs w:val="20"/>
               </w:rPr>
               <w:t xml:space="preserve">Each unit is 1 block. Which is closer to Home: the Library or the Park?</w:t>
@@ -2563,7 +2572,7 @@
                 <w:rFonts w:ascii="Avenir Next" w:hAnsi="Avenir Next" w:cs="Avenir Next" w:eastAsia="Avenir Next"/>
                 <w:b/>
                 <w:color w:val="003A70"/>
-                <w:sz w:val="20"/>
+                <w:sz w:val="22"/>
                 <w:szCs w:val="20"/>
               </w:rPr>
               <w:t xml:space="preserve">a.</w:t>
@@ -2581,7 +2590,7 @@
               <w:rPr>
                 <w:rFonts w:ascii="Avenir Next" w:hAnsi="Avenir Next" w:cs="Avenir Next" w:eastAsia="Avenir Next"/>
                 <w:color w:val="1A1A1A"/>
-                <w:sz w:val="20"/>
+                <w:sz w:val="22"/>
                 <w:szCs w:val="20"/>
               </w:rPr>
               <w:t xml:space="preserve">H to L</w:t>
@@ -2609,7 +2618,7 @@
               <w:rPr>
                 <w:rFonts w:ascii="Avenir Next" w:hAnsi="Avenir Next" w:cs="Avenir Next" w:eastAsia="Avenir Next"/>
                 <w:color w:val="1A1A1A"/>
-                <w:sz w:val="20"/>
+                <w:sz w:val="22"/>
                 <w:szCs w:val="20"/>
               </w:rPr>
               <w:t xml:space="preserve"> blocks</w:t>
@@ -2629,7 +2638,7 @@
                 <w:rFonts w:ascii="Avenir Next" w:hAnsi="Avenir Next" w:cs="Avenir Next" w:eastAsia="Avenir Next"/>
                 <w:b/>
                 <w:color w:val="003A70"/>
-                <w:sz w:val="20"/>
+                <w:sz w:val="22"/>
                 <w:szCs w:val="20"/>
               </w:rPr>
               <w:t xml:space="preserve">b.</w:t>
@@ -2647,7 +2656,7 @@
               <w:rPr>
                 <w:rFonts w:ascii="Avenir Next" w:hAnsi="Avenir Next" w:cs="Avenir Next" w:eastAsia="Avenir Next"/>
                 <w:color w:val="1A1A1A"/>
-                <w:sz w:val="20"/>
+                <w:sz w:val="22"/>
                 <w:szCs w:val="20"/>
               </w:rPr>
               <w:t xml:space="preserve">H to P</w:t>
@@ -2675,7 +2684,7 @@
               <w:rPr>
                 <w:rFonts w:ascii="Avenir Next" w:hAnsi="Avenir Next" w:cs="Avenir Next" w:eastAsia="Avenir Next"/>
                 <w:color w:val="1A1A1A"/>
-                <w:sz w:val="20"/>
+                <w:sz w:val="22"/>
                 <w:szCs w:val="20"/>
               </w:rPr>
               <w:t xml:space="preserve"> blocks</w:t>
@@ -2695,7 +2704,7 @@
                 <w:rFonts w:ascii="Avenir Next" w:hAnsi="Avenir Next" w:cs="Avenir Next" w:eastAsia="Avenir Next"/>
                 <w:b/>
                 <w:color w:val="003A70"/>
-                <w:sz w:val="20"/>
+                <w:sz w:val="22"/>
                 <w:szCs w:val="20"/>
               </w:rPr>
               <w:t xml:space="preserve">c.</w:t>
@@ -2713,7 +2722,7 @@
               <w:rPr>
                 <w:rFonts w:ascii="Avenir Next" w:hAnsi="Avenir Next" w:cs="Avenir Next" w:eastAsia="Avenir Next"/>
                 <w:color w:val="1A1A1A"/>
-                <w:sz w:val="20"/>
+                <w:sz w:val="22"/>
                 <w:szCs w:val="20"/>
               </w:rPr>
               <w:t xml:space="preserve">Which is closer? By how many blocks?</w:t>
@@ -2756,7 +2765,7 @@
               <w:drawing>
                 <wp:inline distT="0" distB="0" distL="0" distR="0">
                   <wp:extent cx="1828800" cy="1845128"/>
-                  <wp:docPr id="2" name="Figure 2"/>
+                  <wp:docPr id="2" name="Figure 2" descr="Coordinate grid. Horizontal axis x: -5 to 5, ticks every 1. Vertical axis y: -5 to 5, ticks every 1. Points: x: -4; y: 2; label: H, x: 3; y: 2; label: L, x: -4; y: -3; label: P."/>
                   <a:graphic xmlns:a="http://schemas.openxmlformats.org/drawingml/2006/main">
                     <a:graphicData uri="http://schemas.openxmlformats.org/drawingml/2006/picture">
                       <pic:pic xmlns:pic="http://schemas.openxmlformats.org/drawingml/2006/picture">
@@ -2808,25 +2817,25 @@
           <w:rFonts w:ascii="Avenir Next" w:hAnsi="Avenir Next" w:cs="Avenir Next" w:eastAsia="Avenir Next"/>
           <w:b/>
           <w:color w:val="1A1A1A"/>
+          <w:sz w:val="22"/>
+          <w:szCs w:val="20"/>
+        </w:rPr>
+        <w:t xml:space="preserve">2.</w:t>
+      </w:r>
+      <w:r>
+        <w:rPr>
+          <w:rFonts w:ascii="Avenir Next" w:hAnsi="Avenir Next" w:cs="Avenir Next" w:eastAsia="Avenir Next"/>
+          <w:color w:val="1A1A1A"/>
           <w:sz w:val="20"/>
           <w:szCs w:val="20"/>
         </w:rPr>
-        <w:t xml:space="preserve">2.</w:t>
-      </w:r>
-      <w:r>
-        <w:rPr>
-          <w:rFonts w:ascii="Avenir Next" w:hAnsi="Avenir Next" w:cs="Avenir Next" w:eastAsia="Avenir Next"/>
-          <w:color w:val="1A1A1A"/>
-          <w:sz w:val="20"/>
-          <w:szCs w:val="20"/>
-        </w:rPr>
         <w:tab/>
       </w:r>
       <w:r>
         <w:rPr>
           <w:rFonts w:ascii="Avenir Next" w:hAnsi="Avenir Next" w:cs="Avenir Next" w:eastAsia="Avenir Next"/>
           <w:color w:val="1A1A1A"/>
-          <w:sz w:val="20"/>
+          <w:sz w:val="22"/>
           <w:szCs w:val="20"/>
         </w:rPr>
         <w:t xml:space="preserve">Find each distance.</w:t>
@@ -2881,7 +2890,7 @@
                 <w:rFonts w:ascii="Avenir Next" w:hAnsi="Avenir Next" w:cs="Avenir Next" w:eastAsia="Avenir Next"/>
                 <w:b/>
                 <w:color w:val="003A70"/>
-                <w:sz w:val="20"/>
+                <w:sz w:val="22"/>
                 <w:szCs w:val="20"/>
               </w:rPr>
               <w:t xml:space="preserve">a.</w:t>
@@ -2899,7 +2908,7 @@
               <w:rPr>
                 <w:rFonts w:ascii="Avenir Next" w:hAnsi="Avenir Next" w:cs="Avenir Next" w:eastAsia="Avenir Next"/>
                 <w:color w:val="1A1A1A"/>
-                <w:sz w:val="20"/>
+                <w:sz w:val="22"/>
                 <w:szCs w:val="20"/>
               </w:rPr>
               <w:t xml:space="preserve">(−8, 1) to (−3, 1)</w:t>
@@ -2943,7 +2952,7 @@
                 <w:rFonts w:ascii="Avenir Next" w:hAnsi="Avenir Next" w:cs="Avenir Next" w:eastAsia="Avenir Next"/>
                 <w:b/>
                 <w:color w:val="003A70"/>
-                <w:sz w:val="20"/>
+                <w:sz w:val="22"/>
                 <w:szCs w:val="20"/>
               </w:rPr>
               <w:t xml:space="preserve">b.</w:t>
@@ -2961,7 +2970,7 @@
               <w:rPr>
                 <w:rFonts w:ascii="Avenir Next" w:hAnsi="Avenir Next" w:cs="Avenir Next" w:eastAsia="Avenir Next"/>
                 <w:color w:val="1A1A1A"/>
-                <w:sz w:val="20"/>
+                <w:sz w:val="22"/>
                 <w:szCs w:val="20"/>
               </w:rPr>
               <w:t xml:space="preserve">(4, −6) to (4, 7)</w:t>
@@ -3011,7 +3020,7 @@
                 <w:rFonts w:ascii="Avenir Next" w:hAnsi="Avenir Next" w:cs="Avenir Next" w:eastAsia="Avenir Next"/>
                 <w:b/>
                 <w:color w:val="003A70"/>
-                <w:sz w:val="20"/>
+                <w:sz w:val="22"/>
                 <w:szCs w:val="20"/>
               </w:rPr>
               <w:t xml:space="preserve">c.</w:t>
@@ -3029,7 +3038,7 @@
               <w:rPr>
                 <w:rFonts w:ascii="Avenir Next" w:hAnsi="Avenir Next" w:cs="Avenir Next" w:eastAsia="Avenir Next"/>
                 <w:color w:val="1A1A1A"/>
-                <w:sz w:val="20"/>
+                <w:sz w:val="22"/>
                 <w:szCs w:val="20"/>
               </w:rPr>
               <w:t xml:space="preserve">(−6, −7) to (−6, −1)</w:t>
@@ -3073,7 +3082,7 @@
                 <w:rFonts w:ascii="Avenir Next" w:hAnsi="Avenir Next" w:cs="Avenir Next" w:eastAsia="Avenir Next"/>
                 <w:b/>
                 <w:color w:val="003A70"/>
-                <w:sz w:val="20"/>
+                <w:sz w:val="22"/>
                 <w:szCs w:val="20"/>
               </w:rPr>
               <w:t xml:space="preserve">d.</w:t>
@@ -3091,7 +3100,7 @@
               <w:rPr>
                 <w:rFonts w:ascii="Avenir Next" w:hAnsi="Avenir Next" w:cs="Avenir Next" w:eastAsia="Avenir Next"/>
                 <w:color w:val="1A1A1A"/>
-                <w:sz w:val="20"/>
+                <w:sz w:val="22"/>
                 <w:szCs w:val="20"/>
               </w:rPr>
               <w:t xml:space="preserve">(−2.5, 3) to (4.5, 3)</w:t>
@@ -3138,35 +3147,35 @@
           <w:rFonts w:ascii="Avenir Next" w:hAnsi="Avenir Next" w:cs="Avenir Next" w:eastAsia="Avenir Next"/>
           <w:b/>
           <w:color w:val="1A1A1A"/>
+          <w:sz w:val="22"/>
+          <w:szCs w:val="20"/>
+        </w:rPr>
+        <w:t xml:space="preserve">3.</w:t>
+      </w:r>
+      <w:r>
+        <w:rPr>
+          <w:rFonts w:ascii="Avenir Next" w:hAnsi="Avenir Next" w:cs="Avenir Next" w:eastAsia="Avenir Next"/>
+          <w:color w:val="1A1A1A"/>
           <w:sz w:val="20"/>
           <w:szCs w:val="20"/>
         </w:rPr>
-        <w:t xml:space="preserve">3.</w:t>
-      </w:r>
-      <w:r>
-        <w:rPr>
-          <w:rFonts w:ascii="Avenir Next" w:hAnsi="Avenir Next" w:cs="Avenir Next" w:eastAsia="Avenir Next"/>
-          <w:color w:val="1A1A1A"/>
-          <w:sz w:val="20"/>
+        <w:tab/>
+      </w:r>
+      <w:r>
+        <w:rPr>
+          <w:rFonts w:ascii="Avenir Next" w:hAnsi="Avenir Next" w:cs="Avenir Next" w:eastAsia="Avenir Next"/>
+          <w:b/>
+          <w:color w:val="1A1A1A"/>
+          <w:sz w:val="22"/>
           <w:szCs w:val="20"/>
         </w:rPr>
-        <w:tab/>
-      </w:r>
-      <w:r>
-        <w:rPr>
-          <w:rFonts w:ascii="Avenir Next" w:hAnsi="Avenir Next" w:cs="Avenir Next" w:eastAsia="Avenir Next"/>
-          <w:b/>
-          <w:color w:val="1A1A1A"/>
-          <w:sz w:val="20"/>
-          <w:szCs w:val="20"/>
-        </w:rPr>
         <w:t xml:space="preserve">Runners.  </w:t>
       </w:r>
       <w:r>
         <w:rPr>
           <w:rFonts w:ascii="Avenir Next" w:hAnsi="Avenir Next" w:cs="Avenir Next" w:eastAsia="Avenir Next"/>
           <w:color w:val="1A1A1A"/>
-          <w:sz w:val="20"/>
+          <w:sz w:val="22"/>
           <w:szCs w:val="20"/>
         </w:rPr>
         <w:t xml:space="preserve">Ana runs from (−5, −1) to (6, −1). Jay runs from (2, 4) to (2, −6). Who runs farther, and by how many units?</w:t>
@@ -3185,7 +3194,7 @@
           <w:rFonts w:ascii="Avenir Next" w:hAnsi="Avenir Next" w:cs="Avenir Next" w:eastAsia="Avenir Next"/>
           <w:b/>
           <w:color w:val="1A1A1A"/>
-          <w:sz w:val="18"/>
+          <w:sz w:val="22"/>
           <w:szCs w:val="18"/>
         </w:rPr>
         <w:t xml:space="preserve">Answer</w:t>
@@ -3219,35 +3228,35 @@
           <w:rFonts w:ascii="Avenir Next" w:hAnsi="Avenir Next" w:cs="Avenir Next" w:eastAsia="Avenir Next"/>
           <w:b/>
           <w:color w:val="1A1A1A"/>
+          <w:sz w:val="22"/>
+          <w:szCs w:val="20"/>
+        </w:rPr>
+        <w:t xml:space="preserve">4.</w:t>
+      </w:r>
+      <w:r>
+        <w:rPr>
+          <w:rFonts w:ascii="Avenir Next" w:hAnsi="Avenir Next" w:cs="Avenir Next" w:eastAsia="Avenir Next"/>
+          <w:color w:val="1A1A1A"/>
           <w:sz w:val="20"/>
           <w:szCs w:val="20"/>
         </w:rPr>
-        <w:t xml:space="preserve">4.</w:t>
-      </w:r>
-      <w:r>
-        <w:rPr>
-          <w:rFonts w:ascii="Avenir Next" w:hAnsi="Avenir Next" w:cs="Avenir Next" w:eastAsia="Avenir Next"/>
-          <w:color w:val="1A1A1A"/>
-          <w:sz w:val="20"/>
+        <w:tab/>
+      </w:r>
+      <w:r>
+        <w:rPr>
+          <w:rFonts w:ascii="Avenir Next" w:hAnsi="Avenir Next" w:cs="Avenir Next" w:eastAsia="Avenir Next"/>
+          <w:b/>
+          <w:color w:val="1A1A1A"/>
+          <w:sz w:val="22"/>
           <w:szCs w:val="20"/>
         </w:rPr>
-        <w:tab/>
-      </w:r>
-      <w:r>
-        <w:rPr>
-          <w:rFonts w:ascii="Avenir Next" w:hAnsi="Avenir Next" w:cs="Avenir Next" w:eastAsia="Avenir Next"/>
-          <w:b/>
-          <w:color w:val="1A1A1A"/>
-          <w:sz w:val="20"/>
-          <w:szCs w:val="20"/>
-        </w:rPr>
         <w:t xml:space="preserve">Reasoning.  </w:t>
       </w:r>
       <w:r>
         <w:rPr>
           <w:rFonts w:ascii="Avenir Next" w:hAnsi="Avenir Next" w:cs="Avenir Next" w:eastAsia="Avenir Next"/>
           <w:color w:val="1A1A1A"/>
-          <w:sz w:val="20"/>
+          <w:sz w:val="22"/>
           <w:szCs w:val="20"/>
         </w:rPr>
         <w:t xml:space="preserve">For (−3, 7) to (−3, −2), do you add or subtract? Explain, then find the distance.</w:t>
@@ -3326,6 +3335,7 @@
     </w:p>
     <w:p>
       <w:pPr>
+        <w:pStyle w:val="Heading2"/>
         <w:keepNext/>
         <w:pBdr>
           <w:bottom w:val="single" w:sz="8" w:space="3" w:color="003A70"/>
@@ -3341,7 +3351,7 @@
           <w:b/>
           <w:color w:val="003A70"/>
           <w:spacing w:val="14"/>
-          <w:sz w:val="19"/>
+          <w:sz w:val="22"/>
           <w:szCs w:val="19"/>
         </w:rPr>
         <w:t xml:space="preserve">TEST PRACTICE</w:t>
@@ -3360,7 +3370,7 @@
           <w:rFonts w:ascii="Avenir Next" w:hAnsi="Avenir Next" w:cs="Avenir Next" w:eastAsia="Avenir Next"/>
           <w:i/>
           <w:color w:val="5A5F66"/>
-          <w:sz w:val="17"/>
+          <w:sz w:val="22"/>
           <w:szCs w:val="17"/>
         </w:rPr>
         <w:t xml:space="preserve">choose the best answer</w:t>
@@ -3380,25 +3390,25 @@
           <w:rFonts w:ascii="Avenir Next" w:hAnsi="Avenir Next" w:cs="Avenir Next" w:eastAsia="Avenir Next"/>
           <w:b/>
           <w:color w:val="1A1A1A"/>
+          <w:sz w:val="22"/>
+          <w:szCs w:val="20"/>
+        </w:rPr>
+        <w:t xml:space="preserve">5.</w:t>
+      </w:r>
+      <w:r>
+        <w:rPr>
+          <w:rFonts w:ascii="Avenir Next" w:hAnsi="Avenir Next" w:cs="Avenir Next" w:eastAsia="Avenir Next"/>
+          <w:color w:val="1A1A1A"/>
           <w:sz w:val="20"/>
           <w:szCs w:val="20"/>
         </w:rPr>
-        <w:t xml:space="preserve">5.</w:t>
-      </w:r>
-      <w:r>
-        <w:rPr>
-          <w:rFonts w:ascii="Avenir Next" w:hAnsi="Avenir Next" w:cs="Avenir Next" w:eastAsia="Avenir Next"/>
-          <w:color w:val="1A1A1A"/>
-          <w:sz w:val="20"/>
-          <w:szCs w:val="20"/>
-        </w:rPr>
         <w:tab/>
       </w:r>
       <w:r>
         <w:rPr>
           <w:rFonts w:ascii="Avenir Next" w:hAnsi="Avenir Next" w:cs="Avenir Next" w:eastAsia="Avenir Next"/>
           <w:color w:val="1A1A1A"/>
-          <w:sz w:val="20"/>
+          <w:sz w:val="22"/>
           <w:szCs w:val="20"/>
         </w:rPr>
         <w:t xml:space="preserve">Segment JK runs from (−4, 2) to (6, 2). Segment MN runs from (1, −3) to (1, 5). Which is longer?</w:t>
@@ -3454,25 +3464,25 @@
                 <w:rFonts w:ascii="Avenir Next" w:hAnsi="Avenir Next" w:cs="Avenir Next" w:eastAsia="Avenir Next"/>
                 <w:b/>
                 <w:color w:val="003A70"/>
+                <w:sz w:val="22"/>
+                <w:szCs w:val="19"/>
+              </w:rPr>
+              <w:t xml:space="preserve">A</w:t>
+            </w:r>
+            <w:r>
+              <w:rPr>
+                <w:rFonts w:ascii="Avenir Next" w:hAnsi="Avenir Next" w:cs="Avenir Next" w:eastAsia="Avenir Next"/>
+                <w:color w:val="1A1A1A"/>
                 <w:sz w:val="19"/>
                 <w:szCs w:val="19"/>
               </w:rPr>
-              <w:t xml:space="preserve">A</w:t>
-            </w:r>
-            <w:r>
-              <w:rPr>
-                <w:rFonts w:ascii="Avenir Next" w:hAnsi="Avenir Next" w:cs="Avenir Next" w:eastAsia="Avenir Next"/>
-                <w:color w:val="1A1A1A"/>
-                <w:sz w:val="19"/>
-                <w:szCs w:val="19"/>
-              </w:rPr>
               <w:tab/>
             </w:r>
             <w:r>
               <w:rPr>
                 <w:rFonts w:ascii="Avenir Next" w:hAnsi="Avenir Next" w:cs="Avenir Next" w:eastAsia="Avenir Next"/>
                 <w:color w:val="1A1A1A"/>
-                <w:sz w:val="19"/>
+                <w:sz w:val="22"/>
                 <w:szCs w:val="19"/>
               </w:rPr>
               <w:t xml:space="preserve">JK, by 2 units</w:t>
@@ -3497,25 +3507,25 @@
                 <w:rFonts w:ascii="Avenir Next" w:hAnsi="Avenir Next" w:cs="Avenir Next" w:eastAsia="Avenir Next"/>
                 <w:b/>
                 <w:color w:val="003A70"/>
+                <w:sz w:val="22"/>
+                <w:szCs w:val="19"/>
+              </w:rPr>
+              <w:t xml:space="preserve">B</w:t>
+            </w:r>
+            <w:r>
+              <w:rPr>
+                <w:rFonts w:ascii="Avenir Next" w:hAnsi="Avenir Next" w:cs="Avenir Next" w:eastAsia="Avenir Next"/>
+                <w:color w:val="1A1A1A"/>
                 <w:sz w:val="19"/>
                 <w:szCs w:val="19"/>
               </w:rPr>
-              <w:t xml:space="preserve">B</w:t>
-            </w:r>
-            <w:r>
-              <w:rPr>
-                <w:rFonts w:ascii="Avenir Next" w:hAnsi="Avenir Next" w:cs="Avenir Next" w:eastAsia="Avenir Next"/>
-                <w:color w:val="1A1A1A"/>
-                <w:sz w:val="19"/>
-                <w:szCs w:val="19"/>
-              </w:rPr>
               <w:tab/>
             </w:r>
             <w:r>
               <w:rPr>
                 <w:rFonts w:ascii="Avenir Next" w:hAnsi="Avenir Next" w:cs="Avenir Next" w:eastAsia="Avenir Next"/>
                 <w:color w:val="1A1A1A"/>
-                <w:sz w:val="19"/>
+                <w:sz w:val="22"/>
                 <w:szCs w:val="19"/>
               </w:rPr>
               <w:t xml:space="preserve">MN, by 2 units</w:t>
@@ -3540,25 +3550,25 @@
                 <w:rFonts w:ascii="Avenir Next" w:hAnsi="Avenir Next" w:cs="Avenir Next" w:eastAsia="Avenir Next"/>
                 <w:b/>
                 <w:color w:val="003A70"/>
+                <w:sz w:val="22"/>
+                <w:szCs w:val="19"/>
+              </w:rPr>
+              <w:t xml:space="preserve">C</w:t>
+            </w:r>
+            <w:r>
+              <w:rPr>
+                <w:rFonts w:ascii="Avenir Next" w:hAnsi="Avenir Next" w:cs="Avenir Next" w:eastAsia="Avenir Next"/>
+                <w:color w:val="1A1A1A"/>
                 <w:sz w:val="19"/>
                 <w:szCs w:val="19"/>
               </w:rPr>
-              <w:t xml:space="preserve">C</w:t>
-            </w:r>
-            <w:r>
-              <w:rPr>
-                <w:rFonts w:ascii="Avenir Next" w:hAnsi="Avenir Next" w:cs="Avenir Next" w:eastAsia="Avenir Next"/>
-                <w:color w:val="1A1A1A"/>
-                <w:sz w:val="19"/>
-                <w:szCs w:val="19"/>
-              </w:rPr>
               <w:tab/>
             </w:r>
             <w:r>
               <w:rPr>
                 <w:rFonts w:ascii="Avenir Next" w:hAnsi="Avenir Next" w:cs="Avenir Next" w:eastAsia="Avenir Next"/>
                 <w:color w:val="1A1A1A"/>
-                <w:sz w:val="19"/>
+                <w:sz w:val="22"/>
                 <w:szCs w:val="19"/>
               </w:rPr>
               <w:t xml:space="preserve">neither</w:t>
@@ -3583,25 +3593,25 @@
                 <w:rFonts w:ascii="Avenir Next" w:hAnsi="Avenir Next" w:cs="Avenir Next" w:eastAsia="Avenir Next"/>
                 <w:b/>
                 <w:color w:val="003A70"/>
+                <w:sz w:val="22"/>
+                <w:szCs w:val="19"/>
+              </w:rPr>
+              <w:t xml:space="preserve">D</w:t>
+            </w:r>
+            <w:r>
+              <w:rPr>
+                <w:rFonts w:ascii="Avenir Next" w:hAnsi="Avenir Next" w:cs="Avenir Next" w:eastAsia="Avenir Next"/>
+                <w:color w:val="1A1A1A"/>
                 <w:sz w:val="19"/>
                 <w:szCs w:val="19"/>
               </w:rPr>
-              <w:t xml:space="preserve">D</w:t>
-            </w:r>
-            <w:r>
-              <w:rPr>
-                <w:rFonts w:ascii="Avenir Next" w:hAnsi="Avenir Next" w:cs="Avenir Next" w:eastAsia="Avenir Next"/>
-                <w:color w:val="1A1A1A"/>
-                <w:sz w:val="19"/>
-                <w:szCs w:val="19"/>
-              </w:rPr>
               <w:tab/>
             </w:r>
             <w:r>
               <w:rPr>
                 <w:rFonts w:ascii="Avenir Next" w:hAnsi="Avenir Next" w:cs="Avenir Next" w:eastAsia="Avenir Next"/>
                 <w:color w:val="1A1A1A"/>
-                <w:sz w:val="19"/>
+                <w:sz w:val="22"/>
                 <w:szCs w:val="19"/>
               </w:rPr>
               <w:t xml:space="preserve">JK, by 8 units</w:t>
@@ -3629,25 +3639,25 @@
           <w:rFonts w:ascii="Avenir Next" w:hAnsi="Avenir Next" w:cs="Avenir Next" w:eastAsia="Avenir Next"/>
           <w:b/>
           <w:color w:val="1A1A1A"/>
+          <w:sz w:val="22"/>
+          <w:szCs w:val="20"/>
+        </w:rPr>
+        <w:t xml:space="preserve">6.</w:t>
+      </w:r>
+      <w:r>
+        <w:rPr>
+          <w:rFonts w:ascii="Avenir Next" w:hAnsi="Avenir Next" w:cs="Avenir Next" w:eastAsia="Avenir Next"/>
+          <w:color w:val="1A1A1A"/>
           <w:sz w:val="20"/>
           <w:szCs w:val="20"/>
         </w:rPr>
-        <w:t xml:space="preserve">6.</w:t>
-      </w:r>
-      <w:r>
-        <w:rPr>
-          <w:rFonts w:ascii="Avenir Next" w:hAnsi="Avenir Next" w:cs="Avenir Next" w:eastAsia="Avenir Next"/>
-          <w:color w:val="1A1A1A"/>
-          <w:sz w:val="20"/>
-          <w:szCs w:val="20"/>
-        </w:rPr>
         <w:tab/>
       </w:r>
       <w:r>
         <w:rPr>
           <w:rFonts w:ascii="Avenir Next" w:hAnsi="Avenir Next" w:cs="Avenir Next" w:eastAsia="Avenir Next"/>
           <w:color w:val="1A1A1A"/>
-          <w:sz w:val="20"/>
+          <w:sz w:val="22"/>
           <w:szCs w:val="20"/>
         </w:rPr>
         <w:t xml:space="preserve">Point A is at (−2, −5). Point B is at (−2, 3). What is the distance from A to B?</w:t>
@@ -3703,25 +3713,25 @@
                 <w:rFonts w:ascii="Avenir Next" w:hAnsi="Avenir Next" w:cs="Avenir Next" w:eastAsia="Avenir Next"/>
                 <w:b/>
                 <w:color w:val="003A70"/>
+                <w:sz w:val="22"/>
+                <w:szCs w:val="19"/>
+              </w:rPr>
+              <w:t xml:space="preserve">A</w:t>
+            </w:r>
+            <w:r>
+              <w:rPr>
+                <w:rFonts w:ascii="Avenir Next" w:hAnsi="Avenir Next" w:cs="Avenir Next" w:eastAsia="Avenir Next"/>
+                <w:color w:val="1A1A1A"/>
                 <w:sz w:val="19"/>
                 <w:szCs w:val="19"/>
               </w:rPr>
-              <w:t xml:space="preserve">A</w:t>
-            </w:r>
-            <w:r>
-              <w:rPr>
-                <w:rFonts w:ascii="Avenir Next" w:hAnsi="Avenir Next" w:cs="Avenir Next" w:eastAsia="Avenir Next"/>
-                <w:color w:val="1A1A1A"/>
-                <w:sz w:val="19"/>
-                <w:szCs w:val="19"/>
-              </w:rPr>
               <w:tab/>
             </w:r>
             <w:r>
               <w:rPr>
                 <w:rFonts w:ascii="Avenir Next" w:hAnsi="Avenir Next" w:cs="Avenir Next" w:eastAsia="Avenir Next"/>
                 <w:color w:val="1A1A1A"/>
-                <w:sz w:val="19"/>
+                <w:sz w:val="22"/>
                 <w:szCs w:val="19"/>
               </w:rPr>
               <w:t xml:space="preserve">2 units</w:t>
@@ -3746,25 +3756,25 @@
                 <w:rFonts w:ascii="Avenir Next" w:hAnsi="Avenir Next" w:cs="Avenir Next" w:eastAsia="Avenir Next"/>
                 <w:b/>
                 <w:color w:val="003A70"/>
+                <w:sz w:val="22"/>
+                <w:szCs w:val="19"/>
+              </w:rPr>
+              <w:t xml:space="preserve">B</w:t>
+            </w:r>
+            <w:r>
+              <w:rPr>
+                <w:rFonts w:ascii="Avenir Next" w:hAnsi="Avenir Next" w:cs="Avenir Next" w:eastAsia="Avenir Next"/>
+                <w:color w:val="1A1A1A"/>
                 <w:sz w:val="19"/>
                 <w:szCs w:val="19"/>
               </w:rPr>
-              <w:t xml:space="preserve">B</w:t>
-            </w:r>
-            <w:r>
-              <w:rPr>
-                <w:rFonts w:ascii="Avenir Next" w:hAnsi="Avenir Next" w:cs="Avenir Next" w:eastAsia="Avenir Next"/>
-                <w:color w:val="1A1A1A"/>
-                <w:sz w:val="19"/>
-                <w:szCs w:val="19"/>
-              </w:rPr>
               <w:tab/>
             </w:r>
             <w:r>
               <w:rPr>
                 <w:rFonts w:ascii="Avenir Next" w:hAnsi="Avenir Next" w:cs="Avenir Next" w:eastAsia="Avenir Next"/>
                 <w:color w:val="1A1A1A"/>
-                <w:sz w:val="19"/>
+                <w:sz w:val="22"/>
                 <w:szCs w:val="19"/>
               </w:rPr>
               <w:t xml:space="preserve">3 units</w:t>
@@ -3789,25 +3799,25 @@
                 <w:rFonts w:ascii="Avenir Next" w:hAnsi="Avenir Next" w:cs="Avenir Next" w:eastAsia="Avenir Next"/>
                 <w:b/>
                 <w:color w:val="003A70"/>
+                <w:sz w:val="22"/>
+                <w:szCs w:val="19"/>
+              </w:rPr>
+              <w:t xml:space="preserve">C</w:t>
+            </w:r>
+            <w:r>
+              <w:rPr>
+                <w:rFonts w:ascii="Avenir Next" w:hAnsi="Avenir Next" w:cs="Avenir Next" w:eastAsia="Avenir Next"/>
+                <w:color w:val="1A1A1A"/>
                 <w:sz w:val="19"/>
                 <w:szCs w:val="19"/>
               </w:rPr>
-              <w:t xml:space="preserve">C</w:t>
-            </w:r>
-            <w:r>
-              <w:rPr>
-                <w:rFonts w:ascii="Avenir Next" w:hAnsi="Avenir Next" w:cs="Avenir Next" w:eastAsia="Avenir Next"/>
-                <w:color w:val="1A1A1A"/>
-                <w:sz w:val="19"/>
-                <w:szCs w:val="19"/>
-              </w:rPr>
               <w:tab/>
             </w:r>
             <w:r>
               <w:rPr>
                 <w:rFonts w:ascii="Avenir Next" w:hAnsi="Avenir Next" w:cs="Avenir Next" w:eastAsia="Avenir Next"/>
                 <w:color w:val="1A1A1A"/>
-                <w:sz w:val="19"/>
+                <w:sz w:val="22"/>
                 <w:szCs w:val="19"/>
               </w:rPr>
               <w:t xml:space="preserve">8 units</w:t>
@@ -3832,25 +3842,25 @@
                 <w:rFonts w:ascii="Avenir Next" w:hAnsi="Avenir Next" w:cs="Avenir Next" w:eastAsia="Avenir Next"/>
                 <w:b/>
                 <w:color w:val="003A70"/>
+                <w:sz w:val="22"/>
+                <w:szCs w:val="19"/>
+              </w:rPr>
+              <w:t xml:space="preserve">D</w:t>
+            </w:r>
+            <w:r>
+              <w:rPr>
+                <w:rFonts w:ascii="Avenir Next" w:hAnsi="Avenir Next" w:cs="Avenir Next" w:eastAsia="Avenir Next"/>
+                <w:color w:val="1A1A1A"/>
                 <w:sz w:val="19"/>
                 <w:szCs w:val="19"/>
               </w:rPr>
-              <w:t xml:space="preserve">D</w:t>
-            </w:r>
-            <w:r>
-              <w:rPr>
-                <w:rFonts w:ascii="Avenir Next" w:hAnsi="Avenir Next" w:cs="Avenir Next" w:eastAsia="Avenir Next"/>
-                <w:color w:val="1A1A1A"/>
-                <w:sz w:val="19"/>
-                <w:szCs w:val="19"/>
-              </w:rPr>
               <w:tab/>
             </w:r>
             <w:r>
               <w:rPr>
                 <w:rFonts w:ascii="Avenir Next" w:hAnsi="Avenir Next" w:cs="Avenir Next" w:eastAsia="Avenir Next"/>
                 <w:color w:val="1A1A1A"/>
-                <w:sz w:val="19"/>
+                <w:sz w:val="22"/>
                 <w:szCs w:val="19"/>
               </w:rPr>
               <w:t xml:space="preserve">−8 units</w:t>
@@ -3908,6 +3918,7 @@
           </w:tcPr>
           <w:p>
             <w:pPr>
+              <w:pStyle w:val="Heading2"/>
               <w:spacing w:before="0" w:after="0" w:line="240" w:lineRule="auto"/>
             </w:pPr>
             <w:r>
@@ -3945,7 +3956,7 @@
               <w:rPr>
                 <w:rFonts w:ascii="Avenir Next" w:hAnsi="Avenir Next" w:cs="Avenir Next" w:eastAsia="Avenir Next"/>
                 <w:color w:val="1A1A1A"/>
-                <w:sz w:val="17"/>
+                <w:sz w:val="22"/>
                 <w:szCs w:val="17"/>
               </w:rPr>
               <w:t xml:space="preserve">  I can do this on my own</w:t>
@@ -3974,7 +3985,7 @@
               <w:rPr>
                 <w:rFonts w:ascii="Avenir Next" w:hAnsi="Avenir Next" w:cs="Avenir Next" w:eastAsia="Avenir Next"/>
                 <w:color w:val="1A1A1A"/>
-                <w:sz w:val="17"/>
+                <w:sz w:val="22"/>
                 <w:szCs w:val="17"/>
               </w:rPr>
               <w:t xml:space="preserve">  I need a little help</w:t>
@@ -4003,7 +4014,7 @@
               <w:rPr>
                 <w:rFonts w:ascii="Avenir Next" w:hAnsi="Avenir Next" w:cs="Avenir Next" w:eastAsia="Avenir Next"/>
                 <w:color w:val="1A1A1A"/>
-                <w:sz w:val="17"/>
+                <w:sz w:val="22"/>
                 <w:szCs w:val="17"/>
               </w:rPr>
               <w:t xml:space="preserve">  I have a question about #</w:t>
@@ -4041,7 +4052,7 @@
         <w:rPr>
           <w:rFonts w:ascii="Avenir Next" w:hAnsi="Avenir Next" w:cs="Avenir Next" w:eastAsia="Avenir Next"/>
           <w:color w:val="5A5F66"/>
-          <w:sz w:val="17"/>
+          <w:sz w:val="22"/>
           <w:szCs w:val="17"/>
         </w:rPr>
         <w:t xml:space="preserve">With someone at home, pick two places on one street. Which is closer to your home? By how many blocks?</w:t>
@@ -4135,7 +4146,106 @@
               <w:sz w:val="15"/>
               <w:szCs w:val="15"/>
             </w:rPr>
-            <w:t xml:space="preserve">Lesson 7-6  ·  Homework Packet</w:t>
+            <w:t xml:space="preserve">7-6 · Page </w:t>
+          </w:r>
+          <w:r>
+            <w:rPr>
+              <w:rFonts w:ascii="Avenir Next" w:hAnsi="Avenir Next" w:cs="Avenir Next" w:eastAsia="Avenir Next"/>
+              <w:color w:val="5A5F66"/>
+              <w:sz w:val="15"/>
+              <w:szCs w:val="15"/>
+            </w:rPr>
+            <w:fldChar w:fldCharType="begin"/>
+          </w:r>
+          <w:r>
+            <w:rPr>
+              <w:rFonts w:ascii="Avenir Next" w:hAnsi="Avenir Next" w:cs="Avenir Next" w:eastAsia="Avenir Next"/>
+              <w:color w:val="5A5F66"/>
+              <w:sz w:val="15"/>
+              <w:szCs w:val="15"/>
+            </w:rPr>
+            <w:instrText xml:space="preserve"> PAGE </w:instrText>
+          </w:r>
+          <w:r>
+            <w:rPr>
+              <w:rFonts w:ascii="Avenir Next" w:hAnsi="Avenir Next" w:cs="Avenir Next" w:eastAsia="Avenir Next"/>
+              <w:color w:val="5A5F66"/>
+              <w:sz w:val="15"/>
+              <w:szCs w:val="15"/>
+            </w:rPr>
+            <w:fldChar w:fldCharType="separate"/>
+          </w:r>
+          <w:r>
+            <w:rPr>
+              <w:rFonts w:ascii="Avenir Next" w:hAnsi="Avenir Next" w:cs="Avenir Next" w:eastAsia="Avenir Next"/>
+              <w:color w:val="5A5F66"/>
+              <w:sz w:val="15"/>
+              <w:szCs w:val="15"/>
+            </w:rPr>
+            <w:t xml:space="preserve">1</w:t>
+          </w:r>
+          <w:r>
+            <w:rPr>
+              <w:rFonts w:ascii="Avenir Next" w:hAnsi="Avenir Next" w:cs="Avenir Next" w:eastAsia="Avenir Next"/>
+              <w:color w:val="5A5F66"/>
+              <w:sz w:val="15"/>
+              <w:szCs w:val="15"/>
+            </w:rPr>
+            <w:fldChar w:fldCharType="end"/>
+          </w:r>
+          <w:r>
+            <w:rPr>
+              <w:rFonts w:ascii="Avenir Next" w:hAnsi="Avenir Next" w:cs="Avenir Next" w:eastAsia="Avenir Next"/>
+              <w:color w:val="5A5F66"/>
+              <w:sz w:val="15"/>
+              <w:szCs w:val="15"/>
+            </w:rPr>
+            <w:t xml:space="preserve"> of </w:t>
+          </w:r>
+          <w:r>
+            <w:rPr>
+              <w:rFonts w:ascii="Avenir Next" w:hAnsi="Avenir Next" w:cs="Avenir Next" w:eastAsia="Avenir Next"/>
+              <w:color w:val="5A5F66"/>
+              <w:sz w:val="15"/>
+              <w:szCs w:val="15"/>
+            </w:rPr>
+            <w:fldChar w:fldCharType="begin"/>
+          </w:r>
+          <w:r>
+            <w:rPr>
+              <w:rFonts w:ascii="Avenir Next" w:hAnsi="Avenir Next" w:cs="Avenir Next" w:eastAsia="Avenir Next"/>
+              <w:color w:val="5A5F66"/>
+              <w:sz w:val="15"/>
+              <w:szCs w:val="15"/>
+            </w:rPr>
+            <w:instrText xml:space="preserve"> NUMPAGES </w:instrText>
+          </w:r>
+          <w:r>
+            <w:rPr>
+              <w:rFonts w:ascii="Avenir Next" w:hAnsi="Avenir Next" w:cs="Avenir Next" w:eastAsia="Avenir Next"/>
+              <w:color w:val="5A5F66"/>
+              <w:sz w:val="15"/>
+              <w:szCs w:val="15"/>
+            </w:rPr>
+            <w:fldChar w:fldCharType="separate"/>
+          </w:r>
+          <w:r>
+            <w:rPr>
+              <w:rFonts w:ascii="Avenir Next" w:hAnsi="Avenir Next" w:cs="Avenir Next" w:eastAsia="Avenir Next"/>
+              <w:color w:val="5A5F66"/>
+              <w:sz w:val="15"/>
+              <w:szCs w:val="15"/>
+            </w:rPr>
+            <w:t xml:space="preserve">1</w:t>
+          </w:r>
+          <w:r>
+            <w:rPr>
+              <w:rFonts w:ascii="Avenir Next" w:hAnsi="Avenir Next" w:cs="Avenir Next" w:eastAsia="Avenir Next"/>
+              <w:color w:val="5A5F66"/>
+              <w:sz w:val="15"/>
+              <w:szCs w:val="15"/>
+            </w:rPr>
+            <w:fldChar w:fldCharType="end"/>
           </w:r>
         </w:p>
       </w:tc>
@@ -4178,5 +4288,23 @@
       </w:tblCellMar>
     </w:tblPr>
   </w:style>
+  <w:style w:type="paragraph" w:styleId="Heading1">
+    <w:name w:val="heading 1"/>
+    <w:basedOn w:val="Normal"/>
+    <w:pPr>
+      <w:outlineLvl w:val="0"/>
+      <w:keepNext w:val="0"/>
+      <w:keepLines w:val="0"/>
+    </w:pPr>
+  </w:style>
+  <w:style w:type="paragraph" w:styleId="Heading2">
+    <w:name w:val="heading 2"/>
+    <w:basedOn w:val="Normal"/>
+    <w:pPr>
+      <w:outlineLvl w:val="1"/>
+      <w:keepNext w:val="0"/>
+      <w:keepLines w:val="0"/>
+    </w:pPr>
+  </w:style>
 </w:styles>
 </file>